--- a/Evolução da Pesquisa.docx
+++ b/Evolução da Pesquisa.docx
@@ -1204,6 +1204,238 @@
         <w:rPr>
           <w:rtl w:val="0"/>
         </w:rPr>
+        <w:t xml:space="preserve">Pesquisa</w:t>
+      </w:r>
+    </w:p>
+    <w:p>
+      <w:pPr>
+        <w:pStyle w:val="Heading3"/>
+        <w:rPr>
+          <w:color w:val="000000"/>
+        </w:rPr>
+      </w:pPr>
+      <w:bookmarkStart w:colFirst="0" w:colLast="0" w:name="_nwyqbgytlmlk" w:id="6"/>
+      <w:bookmarkEnd w:id="6"/>
+      <w:r>
+        <w:rPr>
+          <w:color w:val="000000"/>
+          <w:rtl w:val="0"/>
+        </w:rPr>
+        <w:t xml:space="preserve">História da Linguagem Python</w:t>
+      </w:r>
+    </w:p>
+    <w:p>
+      <w:pPr>
+        <w:rPr/>
+      </w:pPr>
+      <w:r>
+        <w:rPr>
+          <w:rtl w:val="0"/>
+        </w:rPr>
+        <w:t xml:space="preserve">…</w:t>
+      </w:r>
+    </w:p>
+    <w:p>
+      <w:pPr>
+        <w:pStyle w:val="Heading3"/>
+        <w:widowControl w:val="0"/>
+        <w:rPr>
+          <w:color w:val="000000"/>
+        </w:rPr>
+      </w:pPr>
+      <w:bookmarkStart w:colFirst="0" w:colLast="0" w:name="_i8yl5aases4a" w:id="7"/>
+      <w:bookmarkEnd w:id="7"/>
+      <w:r>
+        <w:rPr>
+          <w:color w:val="000000"/>
+          <w:rtl w:val="0"/>
+        </w:rPr>
+        <w:t xml:space="preserve">Criadores da Linguagem</w:t>
+      </w:r>
+    </w:p>
+    <w:p>
+      <w:pPr>
+        <w:rPr/>
+      </w:pPr>
+      <w:r>
+        <w:rPr>
+          <w:rtl w:val="0"/>
+        </w:rPr>
+        <w:t xml:space="preserve">…</w:t>
+      </w:r>
+    </w:p>
+    <w:p>
+      <w:pPr>
+        <w:pStyle w:val="Heading3"/>
+        <w:widowControl w:val="0"/>
+        <w:rPr>
+          <w:color w:val="000000"/>
+        </w:rPr>
+      </w:pPr>
+      <w:bookmarkStart w:colFirst="0" w:colLast="0" w:name="_olq5vsuydatw" w:id="8"/>
+      <w:bookmarkEnd w:id="8"/>
+      <w:r>
+        <w:rPr>
+          <w:color w:val="000000"/>
+          <w:rtl w:val="0"/>
+        </w:rPr>
+        <w:t xml:space="preserve">Principais Características</w:t>
+      </w:r>
+    </w:p>
+    <w:p>
+      <w:pPr>
+        <w:rPr/>
+      </w:pPr>
+      <w:r>
+        <w:rPr>
+          <w:rtl w:val="0"/>
+        </w:rPr>
+        <w:t xml:space="preserve">…</w:t>
+      </w:r>
+    </w:p>
+    <w:p>
+      <w:pPr>
+        <w:pStyle w:val="Heading3"/>
+        <w:widowControl w:val="0"/>
+        <w:rPr>
+          <w:color w:val="000000"/>
+        </w:rPr>
+      </w:pPr>
+      <w:bookmarkStart w:colFirst="0" w:colLast="0" w:name="_upt6mud3jgbu" w:id="9"/>
+      <w:bookmarkEnd w:id="9"/>
+      <w:r>
+        <w:rPr>
+          <w:color w:val="000000"/>
+          <w:rtl w:val="0"/>
+        </w:rPr>
+        <w:t xml:space="preserve">Exemplos de Código</w:t>
+      </w:r>
+    </w:p>
+    <w:p>
+      <w:pPr>
+        <w:rPr/>
+      </w:pPr>
+      <w:r>
+        <w:rPr>
+          <w:rtl w:val="0"/>
+        </w:rPr>
+        <w:t xml:space="preserve">…</w:t>
+      </w:r>
+    </w:p>
+    <w:p>
+      <w:pPr>
+        <w:pStyle w:val="Heading3"/>
+        <w:widowControl w:val="0"/>
+        <w:rPr>
+          <w:color w:val="000000"/>
+        </w:rPr>
+      </w:pPr>
+      <w:bookmarkStart w:colFirst="0" w:colLast="0" w:name="_xxgmxpdjh9n0" w:id="10"/>
+      <w:bookmarkEnd w:id="10"/>
+      <w:r>
+        <w:rPr>
+          <w:color w:val="000000"/>
+          <w:rtl w:val="0"/>
+        </w:rPr>
+        <w:t xml:space="preserve">Áreas de Aplicação</w:t>
+      </w:r>
+    </w:p>
+    <w:p>
+      <w:pPr>
+        <w:rPr/>
+      </w:pPr>
+      <w:r>
+        <w:rPr>
+          <w:rtl w:val="0"/>
+        </w:rPr>
+        <w:t xml:space="preserve">…</w:t>
+      </w:r>
+    </w:p>
+    <w:p>
+      <w:pPr>
+        <w:pStyle w:val="Heading3"/>
+        <w:widowControl w:val="0"/>
+        <w:rPr>
+          <w:color w:val="000000"/>
+        </w:rPr>
+      </w:pPr>
+      <w:bookmarkStart w:colFirst="0" w:colLast="0" w:name="_adfhpsouzcbi" w:id="11"/>
+      <w:bookmarkEnd w:id="11"/>
+      <w:r>
+        <w:rPr>
+          <w:color w:val="000000"/>
+          <w:rtl w:val="0"/>
+        </w:rPr>
+        <w:t xml:space="preserve">Vantagens e Desvantagens</w:t>
+      </w:r>
+    </w:p>
+    <w:p>
+      <w:pPr>
+        <w:rPr/>
+      </w:pPr>
+      <w:r>
+        <w:rPr>
+          <w:rtl w:val="0"/>
+        </w:rPr>
+        <w:t xml:space="preserve">…</w:t>
+      </w:r>
+    </w:p>
+    <w:p>
+      <w:pPr>
+        <w:pStyle w:val="Heading3"/>
+        <w:widowControl w:val="0"/>
+        <w:rPr>
+          <w:color w:val="000000"/>
+        </w:rPr>
+      </w:pPr>
+      <w:bookmarkStart w:colFirst="0" w:colLast="0" w:name="_649nv9d7ohcq" w:id="12"/>
+      <w:bookmarkEnd w:id="12"/>
+      <w:r>
+        <w:rPr>
+          <w:color w:val="000000"/>
+          <w:rtl w:val="0"/>
+        </w:rPr>
+        <w:t xml:space="preserve">Empresas que utilizam Python</w:t>
+      </w:r>
+    </w:p>
+    <w:p>
+      <w:pPr>
+        <w:rPr/>
+      </w:pPr>
+      <w:r>
+        <w:rPr>
+          <w:rtl w:val="0"/>
+        </w:rPr>
+        <w:t xml:space="preserve">…</w:t>
+      </w:r>
+    </w:p>
+    <w:p>
+      <w:pPr>
+        <w:pStyle w:val="Heading3"/>
+        <w:widowControl w:val="0"/>
+        <w:rPr>
+          <w:color w:val="000000"/>
+        </w:rPr>
+      </w:pPr>
+      <w:bookmarkStart w:colFirst="0" w:colLast="0" w:name="_6s8sdv6tos14" w:id="13"/>
+      <w:bookmarkEnd w:id="13"/>
+      <w:r>
+        <w:rPr>
+          <w:color w:val="000000"/>
+          <w:rtl w:val="0"/>
+        </w:rPr>
+        <w:t xml:space="preserve">Curiosidades</w:t>
+      </w:r>
+    </w:p>
+    <w:p>
+      <w:pPr>
+        <w:rPr/>
+      </w:pPr>
+      <w:r>
+        <w:rPr>
+          <w:rtl w:val="0"/>
+        </w:rPr>
+        <w:t xml:space="preserve">…</w:t>
       </w:r>
     </w:p>
     <w:sectPr>
@@ -1571,9 +1803,7 @@
       </w:rPr>
     </w:rPrDefault>
     <w:pPrDefault>
-      <w:pPr>
-        <w:spacing w:line="276" w:lineRule="auto"/>
-      </w:pPr>
+      <w:pPr/>
     </w:pPrDefault>
   </w:docDefaults>
   <w:style w:type="table" w:styleId="TableNormal" w:default="1">

--- a/Evolução da Pesquisa.docx
+++ b/Evolução da Pesquisa.docx
@@ -43,6 +43,160 @@
           <w:rtl w:val="0"/>
         </w:rPr>
         <w:t xml:space="preserve">Rikelme Marcolin</w:t>
+      </w:r>
+    </w:p>
+    <w:p>
+      <w:pPr>
+        <w:numPr>
+          <w:ilvl w:val="0"/>
+          <w:numId w:val="4"/>
+        </w:numPr>
+        <w:spacing w:after="0" w:afterAutospacing="0" w:before="240" w:lineRule="auto"/>
+        <w:ind w:left="1440" w:hanging="360"/>
+      </w:pPr>
+      <w:r>
+        <w:rPr>
+          <w:rtl w:val="0"/>
+        </w:rPr>
+        <w:t xml:space="preserve">História da Linguagem Python</w:t>
+      </w:r>
+    </w:p>
+    <w:p>
+      <w:pPr>
+        <w:numPr>
+          <w:ilvl w:val="0"/>
+          <w:numId w:val="4"/>
+        </w:numPr>
+        <w:spacing w:after="0" w:afterAutospacing="0" w:before="0" w:beforeAutospacing="0" w:lineRule="auto"/>
+        <w:ind w:left="1440" w:hanging="360"/>
+      </w:pPr>
+      <w:r>
+        <w:rPr>
+          <w:rtl w:val="0"/>
+        </w:rPr>
+        <w:t xml:space="preserve">Criadores da Linguagem</w:t>
+      </w:r>
+    </w:p>
+    <w:p>
+      <w:pPr>
+        <w:numPr>
+          <w:ilvl w:val="0"/>
+          <w:numId w:val="4"/>
+        </w:numPr>
+        <w:spacing w:after="240" w:before="0" w:beforeAutospacing="0" w:lineRule="auto"/>
+        <w:ind w:left="1440" w:hanging="360"/>
+      </w:pPr>
+      <w:r>
+        <w:rPr>
+          <w:rtl w:val="0"/>
+        </w:rPr>
+        <w:t xml:space="preserve">Principais Características</w:t>
+      </w:r>
+    </w:p>
+    <w:p>
+      <w:pPr>
+        <w:pStyle w:val="Heading3"/>
+        <w:keepNext w:val="0"/>
+        <w:keepLines w:val="0"/>
+        <w:spacing w:before="280" w:lineRule="auto"/>
+        <w:ind w:firstLine="720"/>
+        <w:rPr>
+          <w:b w:val="1"/>
+          <w:bCs w:val="1"/>
+          <w:color w:val="000000"/>
+          <w:sz w:val="26"/>
+          <w:szCs w:val="26"/>
+        </w:rPr>
+      </w:pPr>
+      <w:bookmarkStart w:colFirst="0" w:colLast="0" w:name="_sx48ekfs33nh" w:id="2"/>
+      <w:bookmarkEnd w:id="2"/>
+      <w:r>
+        <w:rPr>
+          <w:b w:val="1"/>
+          <w:bCs w:val="1"/>
+          <w:color w:val="000000"/>
+          <w:sz w:val="26"/>
+          <w:szCs w:val="26"/>
+          <w:rtl w:val="0"/>
+        </w:rPr>
+        <w:t xml:space="preserve">Guilherme De Deus</w:t>
+      </w:r>
+    </w:p>
+    <w:p>
+      <w:pPr>
+        <w:numPr>
+          <w:ilvl w:val="0"/>
+          <w:numId w:val="2"/>
+        </w:numPr>
+        <w:spacing w:after="0" w:afterAutospacing="0" w:before="240" w:lineRule="auto"/>
+        <w:ind w:left="1440" w:hanging="360"/>
+      </w:pPr>
+      <w:r>
+        <w:rPr>
+          <w:rtl w:val="0"/>
+        </w:rPr>
+        <w:t xml:space="preserve">Exemplos de Código</w:t>
+      </w:r>
+    </w:p>
+    <w:p>
+      <w:pPr>
+        <w:numPr>
+          <w:ilvl w:val="0"/>
+          <w:numId w:val="2"/>
+        </w:numPr>
+        <w:spacing w:after="0" w:afterAutospacing="0" w:before="0" w:beforeAutospacing="0" w:lineRule="auto"/>
+        <w:ind w:left="1440" w:hanging="360"/>
+      </w:pPr>
+      <w:r>
+        <w:rPr>
+          <w:rtl w:val="0"/>
+        </w:rPr>
+        <w:t xml:space="preserve">Áreas de Aplicação</w:t>
+      </w:r>
+    </w:p>
+    <w:p>
+      <w:pPr>
+        <w:numPr>
+          <w:ilvl w:val="0"/>
+          <w:numId w:val="2"/>
+        </w:numPr>
+        <w:spacing w:after="240" w:before="0" w:beforeAutospacing="0" w:lineRule="auto"/>
+        <w:ind w:left="1440" w:hanging="360"/>
+      </w:pPr>
+      <w:r>
+        <w:rPr>
+          <w:rtl w:val="0"/>
+        </w:rPr>
+        <w:t xml:space="preserve">Vantagens e Desvantagens</w:t>
+      </w:r>
+    </w:p>
+    <w:p>
+      <w:pPr>
+        <w:pStyle w:val="Heading3"/>
+        <w:keepNext w:val="0"/>
+        <w:keepLines w:val="0"/>
+        <w:spacing w:before="280" w:lineRule="auto"/>
+        <w:ind w:firstLine="720"/>
+        <w:rPr>
+          <w:b w:val="1"/>
+          <w:bCs w:val="1"/>
+          <w:color w:val="000000"/>
+          <w:sz w:val="26"/>
+          <w:szCs w:val="26"/>
+        </w:rPr>
+      </w:pPr>
+      <w:bookmarkStart w:colFirst="0" w:colLast="0" w:name="_v0qnhn8ty1me" w:id="3"/>
+      <w:bookmarkEnd w:id="3"/>
+      <w:r>
+        <w:rPr>
+          <w:b w:val="1"/>
+          <w:bCs w:val="1"/>
+          <w:color w:val="000000"/>
+          <w:sz w:val="26"/>
+          <w:szCs w:val="26"/>
+          <w:rtl w:val="0"/>
+        </w:rPr>
+        <w:t xml:space="preserve">Vitória Paes</w:t>
       </w:r>
     </w:p>
     <w:p>
@@ -58,7 +212,7 @@
         <w:rPr>
           <w:rtl w:val="0"/>
         </w:rPr>
-        <w:t xml:space="preserve">História da Linguagem Python</w:t>
+        <w:t xml:space="preserve">Empresas que Utilizam Python</w:t>
       </w:r>
     </w:p>
     <w:p>
@@ -66,160 +220,6 @@
         <w:numPr>
           <w:ilvl w:val="0"/>
           <w:numId w:val="3"/>
-        </w:numPr>
-        <w:spacing w:after="0" w:afterAutospacing="0" w:before="0" w:beforeAutospacing="0" w:lineRule="auto"/>
-        <w:ind w:left="1440" w:hanging="360"/>
-      </w:pPr>
-      <w:r>
-        <w:rPr>
-          <w:rtl w:val="0"/>
-        </w:rPr>
-        <w:t xml:space="preserve">Criadores da Linguagem</w:t>
-      </w:r>
-    </w:p>
-    <w:p>
-      <w:pPr>
-        <w:numPr>
-          <w:ilvl w:val="0"/>
-          <w:numId w:val="3"/>
-        </w:numPr>
-        <w:spacing w:after="240" w:before="0" w:beforeAutospacing="0" w:lineRule="auto"/>
-        <w:ind w:left="1440" w:hanging="360"/>
-      </w:pPr>
-      <w:r>
-        <w:rPr>
-          <w:rtl w:val="0"/>
-        </w:rPr>
-        <w:t xml:space="preserve">Principais Características</w:t>
-      </w:r>
-    </w:p>
-    <w:p>
-      <w:pPr>
-        <w:pStyle w:val="Heading3"/>
-        <w:keepNext w:val="0"/>
-        <w:keepLines w:val="0"/>
-        <w:spacing w:before="280" w:lineRule="auto"/>
-        <w:ind w:firstLine="720"/>
-        <w:rPr>
-          <w:b w:val="1"/>
-          <w:bCs w:val="1"/>
-          <w:color w:val="000000"/>
-          <w:sz w:val="26"/>
-          <w:szCs w:val="26"/>
-        </w:rPr>
-      </w:pPr>
-      <w:bookmarkStart w:colFirst="0" w:colLast="0" w:name="_sx48ekfs33nh" w:id="2"/>
-      <w:bookmarkEnd w:id="2"/>
-      <w:r>
-        <w:rPr>
-          <w:b w:val="1"/>
-          <w:bCs w:val="1"/>
-          <w:color w:val="000000"/>
-          <w:sz w:val="26"/>
-          <w:szCs w:val="26"/>
-          <w:rtl w:val="0"/>
-        </w:rPr>
-        <w:t xml:space="preserve">Guilherme De Deus</w:t>
-      </w:r>
-    </w:p>
-    <w:p>
-      <w:pPr>
-        <w:numPr>
-          <w:ilvl w:val="0"/>
-          <w:numId w:val="1"/>
-        </w:numPr>
-        <w:spacing w:after="0" w:afterAutospacing="0" w:before="240" w:lineRule="auto"/>
-        <w:ind w:left="1440" w:hanging="360"/>
-      </w:pPr>
-      <w:r>
-        <w:rPr>
-          <w:rtl w:val="0"/>
-        </w:rPr>
-        <w:t xml:space="preserve">Exemplos de Código</w:t>
-      </w:r>
-    </w:p>
-    <w:p>
-      <w:pPr>
-        <w:numPr>
-          <w:ilvl w:val="0"/>
-          <w:numId w:val="1"/>
-        </w:numPr>
-        <w:spacing w:after="0" w:afterAutospacing="0" w:before="0" w:beforeAutospacing="0" w:lineRule="auto"/>
-        <w:ind w:left="1440" w:hanging="360"/>
-      </w:pPr>
-      <w:r>
-        <w:rPr>
-          <w:rtl w:val="0"/>
-        </w:rPr>
-        <w:t xml:space="preserve">Áreas de Aplicação</w:t>
-      </w:r>
-    </w:p>
-    <w:p>
-      <w:pPr>
-        <w:numPr>
-          <w:ilvl w:val="0"/>
-          <w:numId w:val="1"/>
-        </w:numPr>
-        <w:spacing w:after="240" w:before="0" w:beforeAutospacing="0" w:lineRule="auto"/>
-        <w:ind w:left="1440" w:hanging="360"/>
-      </w:pPr>
-      <w:r>
-        <w:rPr>
-          <w:rtl w:val="0"/>
-        </w:rPr>
-        <w:t xml:space="preserve">Vantagens e Desvantagens</w:t>
-      </w:r>
-    </w:p>
-    <w:p>
-      <w:pPr>
-        <w:pStyle w:val="Heading3"/>
-        <w:keepNext w:val="0"/>
-        <w:keepLines w:val="0"/>
-        <w:spacing w:before="280" w:lineRule="auto"/>
-        <w:ind w:firstLine="720"/>
-        <w:rPr>
-          <w:b w:val="1"/>
-          <w:bCs w:val="1"/>
-          <w:color w:val="000000"/>
-          <w:sz w:val="26"/>
-          <w:szCs w:val="26"/>
-        </w:rPr>
-      </w:pPr>
-      <w:bookmarkStart w:colFirst="0" w:colLast="0" w:name="_v0qnhn8ty1me" w:id="3"/>
-      <w:bookmarkEnd w:id="3"/>
-      <w:r>
-        <w:rPr>
-          <w:b w:val="1"/>
-          <w:bCs w:val="1"/>
-          <w:color w:val="000000"/>
-          <w:sz w:val="26"/>
-          <w:szCs w:val="26"/>
-          <w:rtl w:val="0"/>
-        </w:rPr>
-        <w:t xml:space="preserve">Vitória Paes</w:t>
-      </w:r>
-    </w:p>
-    <w:p>
-      <w:pPr>
-        <w:numPr>
-          <w:ilvl w:val="0"/>
-          <w:numId w:val="2"/>
-        </w:numPr>
-        <w:spacing w:after="0" w:afterAutospacing="0" w:before="240" w:lineRule="auto"/>
-        <w:ind w:left="1440" w:hanging="360"/>
-      </w:pPr>
-      <w:r>
-        <w:rPr>
-          <w:rtl w:val="0"/>
-        </w:rPr>
-        <w:t xml:space="preserve">Empresas que Utilizam Python</w:t>
-      </w:r>
-    </w:p>
-    <w:p>
-      <w:pPr>
-        <w:numPr>
-          <w:ilvl w:val="0"/>
-          <w:numId w:val="2"/>
         </w:numPr>
         <w:spacing w:after="240" w:before="0" w:beforeAutospacing="0" w:lineRule="auto"/>
         <w:ind w:left="1440" w:hanging="360"/>
@@ -490,7 +490,7 @@
               <w:rPr>
                 <w:rtl w:val="0"/>
               </w:rPr>
-              <w:t xml:space="preserve">Em andamento</w:t>
+              <w:t xml:space="preserve">Concluído</w:t>
             </w:r>
           </w:p>
         </w:tc>
@@ -590,14 +590,13 @@
           <w:p>
             <w:pPr>
               <w:widowControl w:val="0"/>
-              <w:spacing w:line="240" w:lineRule="auto"/>
               <w:rPr/>
             </w:pPr>
             <w:r>
               <w:rPr>
                 <w:rtl w:val="0"/>
               </w:rPr>
-              <w:t xml:space="preserve">Em andamento</w:t>
+              <w:t xml:space="preserve">Concluído</w:t>
             </w:r>
           </w:p>
         </w:tc>
@@ -684,14 +683,13 @@
           <w:p>
             <w:pPr>
               <w:widowControl w:val="0"/>
-              <w:spacing w:line="240" w:lineRule="auto"/>
               <w:rPr/>
             </w:pPr>
             <w:r>
               <w:rPr>
                 <w:rtl w:val="0"/>
               </w:rPr>
-              <w:t xml:space="preserve">Em andamento</w:t>
+              <w:t xml:space="preserve">Concluído</w:t>
             </w:r>
           </w:p>
         </w:tc>
@@ -1198,9 +1196,26 @@
         <w:spacing w:after="240" w:before="240" w:lineRule="auto"/>
         <w:rPr/>
       </w:pPr>
-      <w:bookmarkStart w:colFirst="0" w:colLast="0" w:name="_ayofju5n5rkg" w:id="5"/>
+      <w:bookmarkStart w:colFirst="0" w:colLast="0" w:name="_duh11k5wx5co" w:id="5"/>
       <w:bookmarkEnd w:id="5"/>
       <w:r>
+        <w:br w:type="page"/>
+      </w:r>
+      <w:r>
+        <w:rPr>
+          <w:rtl w:val="0"/>
+        </w:rPr>
+      </w:r>
+    </w:p>
+    <w:p>
+      <w:pPr>
+        <w:pStyle w:val="Title"/>
+        <w:spacing w:after="240" w:before="240" w:lineRule="auto"/>
+        <w:rPr/>
+      </w:pPr>
+      <w:bookmarkStart w:colFirst="0" w:colLast="0" w:name="_ayofju5n5rkg" w:id="6"/>
+      <w:bookmarkEnd w:id="6"/>
+      <w:r>
         <w:rPr>
           <w:rtl w:val="0"/>
         </w:rPr>
@@ -1211,13 +1226,17 @@
       <w:pPr>
         <w:pStyle w:val="Heading3"/>
         <w:rPr>
+          <w:b w:val="1"/>
+          <w:bCs w:val="1"/>
           <w:color w:val="000000"/>
         </w:rPr>
       </w:pPr>
-      <w:bookmarkStart w:colFirst="0" w:colLast="0" w:name="_nwyqbgytlmlk" w:id="6"/>
-      <w:bookmarkEnd w:id="6"/>
-      <w:r>
-        <w:rPr>
+      <w:bookmarkStart w:colFirst="0" w:colLast="0" w:name="_nwyqbgytlmlk" w:id="7"/>
+      <w:bookmarkEnd w:id="7"/>
+      <w:r>
+        <w:rPr>
+          <w:b w:val="1"/>
+          <w:bCs w:val="1"/>
           <w:color w:val="000000"/>
           <w:rtl w:val="0"/>
         </w:rPr>
@@ -1226,13 +1245,309 @@
     </w:p>
     <w:p>
       <w:pPr>
-        <w:rPr/>
-      </w:pPr>
-      <w:r>
-        <w:rPr>
-          <w:rtl w:val="0"/>
-        </w:rPr>
-        <w:t xml:space="preserve">…</w:t>
+        <w:spacing w:after="0" w:before="240" w:line="276" w:lineRule="auto"/>
+        <w:ind w:firstLine="720"/>
+        <w:jc w:val="both"/>
+        <w:rPr>
+          <w:sz w:val="24"/>
+          <w:szCs w:val="24"/>
+        </w:rPr>
+      </w:pPr>
+      <w:r>
+        <w:rPr>
+          <w:sz w:val="24"/>
+          <w:szCs w:val="24"/>
+          <w:rtl w:val="0"/>
+        </w:rPr>
+        <w:t xml:space="preserve">A linguagem Python foi criada por Guido van Rossum no final da década de 1980, enquanto trabalhava no centro de pesquisa holandês Centrum Wiskunde &amp; Informatica (CWI). Seu desenvolvimento começou em dezembro de 1989.</w:t>
+      </w:r>
+    </w:p>
+    <w:p>
+      <w:pPr>
+        <w:spacing w:after="0" w:before="240" w:line="276" w:lineRule="auto"/>
+        <w:ind w:firstLine="720"/>
+        <w:jc w:val="both"/>
+        <w:rPr>
+          <w:sz w:val="24"/>
+          <w:szCs w:val="24"/>
+        </w:rPr>
+      </w:pPr>
+      <w:r>
+        <w:rPr>
+          <w:rtl w:val="0"/>
+        </w:rPr>
+      </w:r>
+    </w:p>
+    <w:p>
+      <w:pPr>
+        <w:spacing w:after="0" w:before="0" w:line="276" w:lineRule="auto"/>
+        <w:ind w:firstLine="720"/>
+        <w:jc w:val="both"/>
+        <w:rPr>
+          <w:sz w:val="24"/>
+          <w:szCs w:val="24"/>
+        </w:rPr>
+      </w:pPr>
+      <w:r>
+        <w:rPr>
+          <w:sz w:val="24"/>
+          <w:szCs w:val="24"/>
+          <w:rtl w:val="0"/>
+        </w:rPr>
+        <w:t xml:space="preserve">Python foi projetada para ser uma linguagem de programação simples, legível e de fácil aprendizado, servindo como sucessora da linguagem ABC. </w:t>
+      </w:r>
+    </w:p>
+    <w:p>
+      <w:pPr>
+        <w:spacing w:after="0" w:before="0" w:line="276" w:lineRule="auto"/>
+        <w:ind w:firstLine="720"/>
+        <w:jc w:val="both"/>
+        <w:rPr>
+          <w:sz w:val="24"/>
+          <w:szCs w:val="24"/>
+        </w:rPr>
+      </w:pPr>
+      <w:r>
+        <w:rPr>
+          <w:sz w:val="24"/>
+          <w:szCs w:val="24"/>
+          <w:rtl w:val="0"/>
+        </w:rPr>
+        <w:t xml:space="preserve">O objetivo de Guido era criar uma linguagem poderosa, mas que permitisse aos programadores escrever códigos de forma mais clara e produtiva. A primeira versão pública, Python 0.9.0, foi lançada em 1991.</w:t>
+      </w:r>
+    </w:p>
+    <w:p>
+      <w:pPr>
+        <w:spacing w:after="0" w:before="0" w:line="276" w:lineRule="auto"/>
+        <w:ind w:firstLine="720"/>
+        <w:jc w:val="both"/>
+        <w:rPr>
+          <w:sz w:val="24"/>
+          <w:szCs w:val="24"/>
+        </w:rPr>
+      </w:pPr>
+      <w:r>
+        <w:rPr>
+          <w:rtl w:val="0"/>
+        </w:rPr>
+      </w:r>
+    </w:p>
+    <w:p>
+      <w:pPr>
+        <w:spacing w:after="240" w:before="0" w:line="276" w:lineRule="auto"/>
+        <w:ind w:firstLine="720"/>
+        <w:jc w:val="both"/>
+        <w:rPr>
+          <w:sz w:val="24"/>
+          <w:szCs w:val="24"/>
+        </w:rPr>
+      </w:pPr>
+      <w:r>
+        <w:rPr>
+          <w:sz w:val="24"/>
+          <w:szCs w:val="24"/>
+          <w:rtl w:val="0"/>
+        </w:rPr>
+        <w:t xml:space="preserve">O nome "Python" não vem da cobra, mas do grupo de comédia britânico Monty Python, do qual Guido era fã.</w:t>
+      </w:r>
+    </w:p>
+    <w:p>
+      <w:pPr>
+        <w:spacing w:after="240" w:before="240" w:line="276" w:lineRule="auto"/>
+        <w:ind w:firstLine="720"/>
+        <w:jc w:val="both"/>
+        <w:rPr>
+          <w:sz w:val="24"/>
+          <w:szCs w:val="24"/>
+        </w:rPr>
+      </w:pPr>
+      <w:r>
+        <w:rPr>
+          <w:sz w:val="24"/>
+          <w:szCs w:val="24"/>
+          <w:rtl w:val="0"/>
+        </w:rPr>
+        <w:t xml:space="preserve">Com o passar dos anos, Python tornou-se uma das linguagens mais populares do mundo, sendo amplamente utilizada em:</w:t>
+      </w:r>
+    </w:p>
+    <w:p>
+      <w:pPr>
+        <w:numPr>
+          <w:ilvl w:val="0"/>
+          <w:numId w:val="1"/>
+        </w:numPr>
+        <w:spacing w:after="0" w:afterAutospacing="0" w:before="240" w:line="276" w:lineRule="auto"/>
+        <w:ind w:left="720" w:hanging="360"/>
+        <w:jc w:val="both"/>
+        <w:rPr>
+          <w:sz w:val="24"/>
+          <w:szCs w:val="24"/>
+        </w:rPr>
+      </w:pPr>
+      <w:r>
+        <w:rPr>
+          <w:sz w:val="24"/>
+          <w:szCs w:val="24"/>
+          <w:rtl w:val="0"/>
+        </w:rPr>
+        <w:t xml:space="preserve">Desenvolvimento web;</w:t>
+      </w:r>
+    </w:p>
+    <w:p>
+      <w:pPr>
+        <w:numPr>
+          <w:ilvl w:val="0"/>
+          <w:numId w:val="1"/>
+        </w:numPr>
+        <w:spacing w:after="0" w:afterAutospacing="0" w:before="0" w:beforeAutospacing="0" w:line="276" w:lineRule="auto"/>
+        <w:ind w:left="720" w:hanging="360"/>
+        <w:jc w:val="both"/>
+        <w:rPr>
+          <w:sz w:val="24"/>
+          <w:szCs w:val="24"/>
+        </w:rPr>
+      </w:pPr>
+      <w:r>
+        <w:rPr>
+          <w:sz w:val="24"/>
+          <w:szCs w:val="24"/>
+          <w:rtl w:val="0"/>
+        </w:rPr>
+        <w:t xml:space="preserve">Ciência de dados;</w:t>
+      </w:r>
+    </w:p>
+    <w:p>
+      <w:pPr>
+        <w:numPr>
+          <w:ilvl w:val="0"/>
+          <w:numId w:val="1"/>
+        </w:numPr>
+        <w:spacing w:after="0" w:afterAutospacing="0" w:before="0" w:beforeAutospacing="0" w:line="276" w:lineRule="auto"/>
+        <w:ind w:left="720" w:hanging="360"/>
+        <w:jc w:val="both"/>
+        <w:rPr>
+          <w:sz w:val="24"/>
+          <w:szCs w:val="24"/>
+        </w:rPr>
+      </w:pPr>
+      <w:r>
+        <w:rPr>
+          <w:sz w:val="24"/>
+          <w:szCs w:val="24"/>
+          <w:rtl w:val="0"/>
+        </w:rPr>
+        <w:t xml:space="preserve">Inteligência artificial;</w:t>
+      </w:r>
+    </w:p>
+    <w:p>
+      <w:pPr>
+        <w:numPr>
+          <w:ilvl w:val="0"/>
+          <w:numId w:val="1"/>
+        </w:numPr>
+        <w:spacing w:after="0" w:afterAutospacing="0" w:before="0" w:beforeAutospacing="0" w:line="276" w:lineRule="auto"/>
+        <w:ind w:left="720" w:hanging="360"/>
+        <w:jc w:val="both"/>
+        <w:rPr>
+          <w:sz w:val="24"/>
+          <w:szCs w:val="24"/>
+        </w:rPr>
+      </w:pPr>
+      <w:r>
+        <w:rPr>
+          <w:sz w:val="24"/>
+          <w:szCs w:val="24"/>
+          <w:rtl w:val="0"/>
+        </w:rPr>
+        <w:t xml:space="preserve">Automação de tarefas;</w:t>
+      </w:r>
+    </w:p>
+    <w:p>
+      <w:pPr>
+        <w:numPr>
+          <w:ilvl w:val="0"/>
+          <w:numId w:val="1"/>
+        </w:numPr>
+        <w:spacing w:after="0" w:afterAutospacing="0" w:before="0" w:beforeAutospacing="0" w:line="276" w:lineRule="auto"/>
+        <w:ind w:left="720" w:hanging="360"/>
+        <w:jc w:val="both"/>
+        <w:rPr>
+          <w:sz w:val="24"/>
+          <w:szCs w:val="24"/>
+        </w:rPr>
+      </w:pPr>
+      <w:r>
+        <w:rPr>
+          <w:sz w:val="24"/>
+          <w:szCs w:val="24"/>
+          <w:rtl w:val="0"/>
+        </w:rPr>
+        <w:t xml:space="preserve">Computação científica;</w:t>
+      </w:r>
+    </w:p>
+    <w:p>
+      <w:pPr>
+        <w:numPr>
+          <w:ilvl w:val="0"/>
+          <w:numId w:val="1"/>
+        </w:numPr>
+        <w:spacing w:after="0" w:afterAutospacing="0" w:before="0" w:beforeAutospacing="0" w:line="276" w:lineRule="auto"/>
+        <w:ind w:left="720" w:hanging="360"/>
+        <w:jc w:val="both"/>
+        <w:rPr>
+          <w:sz w:val="24"/>
+          <w:szCs w:val="24"/>
+        </w:rPr>
+      </w:pPr>
+      <w:r>
+        <w:rPr>
+          <w:sz w:val="24"/>
+          <w:szCs w:val="24"/>
+          <w:rtl w:val="0"/>
+        </w:rPr>
+        <w:t xml:space="preserve">Desenvolvimento de jogos;</w:t>
+      </w:r>
+    </w:p>
+    <w:p>
+      <w:pPr>
+        <w:numPr>
+          <w:ilvl w:val="0"/>
+          <w:numId w:val="1"/>
+        </w:numPr>
+        <w:spacing w:after="240" w:before="0" w:beforeAutospacing="0" w:line="276" w:lineRule="auto"/>
+        <w:ind w:left="720" w:hanging="360"/>
+        <w:jc w:val="both"/>
+        <w:rPr>
+          <w:sz w:val="24"/>
+          <w:szCs w:val="24"/>
+        </w:rPr>
+      </w:pPr>
+      <w:r>
+        <w:rPr>
+          <w:sz w:val="24"/>
+          <w:szCs w:val="24"/>
+          <w:rtl w:val="0"/>
+        </w:rPr>
+        <w:t xml:space="preserve">Segurança da informação.</w:t>
+      </w:r>
+    </w:p>
+    <w:p>
+      <w:pPr>
+        <w:spacing w:after="240" w:before="240" w:line="276" w:lineRule="auto"/>
+        <w:ind w:firstLine="720"/>
+        <w:jc w:val="both"/>
+        <w:rPr>
+          <w:sz w:val="24"/>
+          <w:szCs w:val="24"/>
+        </w:rPr>
+      </w:pPr>
+      <w:r>
+        <w:rPr>
+          <w:sz w:val="24"/>
+          <w:szCs w:val="24"/>
+          <w:rtl w:val="0"/>
+        </w:rPr>
+        <w:t xml:space="preserve">Hoje, Python é mantida pela Python Software Foundation e é utilizada por empresas como Google, Netflix, Spotify e Instagram.</w:t>
       </w:r>
     </w:p>
     <w:p>
@@ -1240,13 +1555,17 @@
         <w:pStyle w:val="Heading3"/>
         <w:widowControl w:val="0"/>
         <w:rPr>
+          <w:b w:val="1"/>
+          <w:bCs w:val="1"/>
           <w:color w:val="000000"/>
         </w:rPr>
       </w:pPr>
-      <w:bookmarkStart w:colFirst="0" w:colLast="0" w:name="_i8yl5aases4a" w:id="7"/>
-      <w:bookmarkEnd w:id="7"/>
-      <w:r>
-        <w:rPr>
+      <w:bookmarkStart w:colFirst="0" w:colLast="0" w:name="_i8yl5aases4a" w:id="8"/>
+      <w:bookmarkEnd w:id="8"/>
+      <w:r>
+        <w:rPr>
+          <w:b w:val="1"/>
+          <w:bCs w:val="1"/>
           <w:color w:val="000000"/>
           <w:rtl w:val="0"/>
         </w:rPr>
@@ -1255,13 +1574,20 @@
     </w:p>
     <w:p>
       <w:pPr>
-        <w:rPr/>
-      </w:pPr>
-      <w:r>
-        <w:rPr>
-          <w:rtl w:val="0"/>
-        </w:rPr>
-        <w:t xml:space="preserve">…</w:t>
+        <w:ind w:firstLine="720"/>
+        <w:jc w:val="both"/>
+        <w:rPr>
+          <w:sz w:val="24"/>
+          <w:szCs w:val="24"/>
+        </w:rPr>
+      </w:pPr>
+      <w:r>
+        <w:rPr>
+          <w:sz w:val="24"/>
+          <w:szCs w:val="24"/>
+          <w:rtl w:val="0"/>
+        </w:rPr>
+        <w:t xml:space="preserve">Embora Guido seja considerado o criador da linguagem, o desenvolvimento e a evolução do Python contaram com a colaboração de muitos programadores da comunidade de software livre ao longo dos anos. Atualmente, o projeto é mantido pela Python Software Foundation. </w:t>
       </w:r>
     </w:p>
     <w:p>
@@ -1269,13 +1595,17 @@
         <w:pStyle w:val="Heading3"/>
         <w:widowControl w:val="0"/>
         <w:rPr>
+          <w:b w:val="1"/>
+          <w:bCs w:val="1"/>
           <w:color w:val="000000"/>
         </w:rPr>
       </w:pPr>
-      <w:bookmarkStart w:colFirst="0" w:colLast="0" w:name="_olq5vsuydatw" w:id="8"/>
-      <w:bookmarkEnd w:id="8"/>
-      <w:r>
-        <w:rPr>
+      <w:bookmarkStart w:colFirst="0" w:colLast="0" w:name="_olq5vsuydatw" w:id="9"/>
+      <w:bookmarkEnd w:id="9"/>
+      <w:r>
+        <w:rPr>
+          <w:b w:val="1"/>
+          <w:bCs w:val="1"/>
           <w:color w:val="000000"/>
           <w:rtl w:val="0"/>
         </w:rPr>
@@ -1284,13 +1614,21 @@
     </w:p>
     <w:p>
       <w:pPr>
-        <w:rPr/>
-      </w:pPr>
-      <w:r>
-        <w:rPr>
-          <w:rtl w:val="0"/>
-        </w:rPr>
-        <w:t xml:space="preserve">…</w:t>
+        <w:spacing w:after="240" w:before="240" w:lineRule="auto"/>
+        <w:ind w:firstLine="720"/>
+        <w:jc w:val="both"/>
+        <w:rPr>
+          <w:sz w:val="24"/>
+          <w:szCs w:val="24"/>
+        </w:rPr>
+      </w:pPr>
+      <w:r>
+        <w:rPr>
+          <w:sz w:val="24"/>
+          <w:szCs w:val="24"/>
+          <w:rtl w:val="0"/>
+        </w:rPr>
+        <w:t xml:space="preserve">Python é uma linguagem simples, legível, interpretada, multiplataforma, orientada a objetos, de tipagem dinâmica e muito versátil, sendo uma das linguagens mais populares do mundo.</w:t>
       </w:r>
     </w:p>
     <w:p>
@@ -1301,8 +1639,8 @@
           <w:color w:val="000000"/>
         </w:rPr>
       </w:pPr>
-      <w:bookmarkStart w:colFirst="0" w:colLast="0" w:name="_upt6mud3jgbu" w:id="9"/>
-      <w:bookmarkEnd w:id="9"/>
+      <w:bookmarkStart w:colFirst="0" w:colLast="0" w:name="_upt6mud3jgbu" w:id="10"/>
+      <w:bookmarkEnd w:id="10"/>
       <w:r>
         <w:rPr>
           <w:color w:val="000000"/>
@@ -1330,8 +1668,8 @@
           <w:color w:val="000000"/>
         </w:rPr>
       </w:pPr>
-      <w:bookmarkStart w:colFirst="0" w:colLast="0" w:name="_xxgmxpdjh9n0" w:id="10"/>
-      <w:bookmarkEnd w:id="10"/>
+      <w:bookmarkStart w:colFirst="0" w:colLast="0" w:name="_xxgmxpdjh9n0" w:id="11"/>
+      <w:bookmarkEnd w:id="11"/>
       <w:r>
         <w:rPr>
           <w:color w:val="000000"/>
@@ -1359,8 +1697,8 @@
           <w:color w:val="000000"/>
         </w:rPr>
       </w:pPr>
-      <w:bookmarkStart w:colFirst="0" w:colLast="0" w:name="_adfhpsouzcbi" w:id="11"/>
-      <w:bookmarkEnd w:id="11"/>
+      <w:bookmarkStart w:colFirst="0" w:colLast="0" w:name="_adfhpsouzcbi" w:id="12"/>
+      <w:bookmarkEnd w:id="12"/>
       <w:r>
         <w:rPr>
           <w:color w:val="000000"/>
@@ -1388,8 +1726,8 @@
           <w:color w:val="000000"/>
         </w:rPr>
       </w:pPr>
-      <w:bookmarkStart w:colFirst="0" w:colLast="0" w:name="_649nv9d7ohcq" w:id="12"/>
-      <w:bookmarkEnd w:id="12"/>
+      <w:bookmarkStart w:colFirst="0" w:colLast="0" w:name="_649nv9d7ohcq" w:id="13"/>
+      <w:bookmarkEnd w:id="13"/>
       <w:r>
         <w:rPr>
           <w:color w:val="000000"/>
@@ -1417,8 +1755,8 @@
           <w:color w:val="000000"/>
         </w:rPr>
       </w:pPr>
-      <w:bookmarkStart w:colFirst="0" w:colLast="0" w:name="_6s8sdv6tos14" w:id="13"/>
-      <w:bookmarkEnd w:id="13"/>
+      <w:bookmarkStart w:colFirst="0" w:colLast="0" w:name="_6s8sdv6tos14" w:id="14"/>
+      <w:bookmarkEnd w:id="14"/>
       <w:r>
         <w:rPr>
           <w:color w:val="000000"/>
@@ -1435,7 +1773,7 @@
         <w:rPr>
           <w:rtl w:val="0"/>
         </w:rPr>
-        <w:t xml:space="preserve">…</w:t>
+        <w:t xml:space="preserve">adasdacasc</w:t>
       </w:r>
     </w:p>
     <w:sectPr>
@@ -1456,103 +1794,103 @@
       <w:lvlText w:val="●"/>
       <w:lvlJc w:val="left"/>
       <w:pPr>
+        <w:ind w:left="720" w:hanging="360"/>
+      </w:pPr>
+      <w:rPr>
+        <w:u w:val="none"/>
+      </w:rPr>
+    </w:lvl>
+    <w:lvl w:ilvl="1">
+      <w:start w:val="1"/>
+      <w:numFmt w:val="bullet"/>
+      <w:lvlText w:val="○"/>
+      <w:lvlJc w:val="left"/>
+      <w:pPr>
         <w:ind w:left="1440" w:hanging="360"/>
       </w:pPr>
       <w:rPr>
         <w:u w:val="none"/>
       </w:rPr>
     </w:lvl>
-    <w:lvl w:ilvl="1">
+    <w:lvl w:ilvl="2">
+      <w:start w:val="1"/>
+      <w:numFmt w:val="bullet"/>
+      <w:lvlText w:val="■"/>
+      <w:lvlJc w:val="left"/>
+      <w:pPr>
+        <w:ind w:left="2160" w:hanging="360"/>
+      </w:pPr>
+      <w:rPr>
+        <w:u w:val="none"/>
+      </w:rPr>
+    </w:lvl>
+    <w:lvl w:ilvl="3">
+      <w:start w:val="1"/>
+      <w:numFmt w:val="bullet"/>
+      <w:lvlText w:val="●"/>
+      <w:lvlJc w:val="left"/>
+      <w:pPr>
+        <w:ind w:left="2880" w:hanging="360"/>
+      </w:pPr>
+      <w:rPr>
+        <w:u w:val="none"/>
+      </w:rPr>
+    </w:lvl>
+    <w:lvl w:ilvl="4">
       <w:start w:val="1"/>
       <w:numFmt w:val="bullet"/>
       <w:lvlText w:val="○"/>
       <w:lvlJc w:val="left"/>
       <w:pPr>
-        <w:ind w:left="2160" w:hanging="360"/>
-      </w:pPr>
-      <w:rPr>
-        <w:u w:val="none"/>
-      </w:rPr>
-    </w:lvl>
-    <w:lvl w:ilvl="2">
+        <w:ind w:left="3600" w:hanging="360"/>
+      </w:pPr>
+      <w:rPr>
+        <w:u w:val="none"/>
+      </w:rPr>
+    </w:lvl>
+    <w:lvl w:ilvl="5">
       <w:start w:val="1"/>
       <w:numFmt w:val="bullet"/>
       <w:lvlText w:val="■"/>
       <w:lvlJc w:val="left"/>
       <w:pPr>
-        <w:ind w:left="2880" w:hanging="360"/>
-      </w:pPr>
-      <w:rPr>
-        <w:u w:val="none"/>
-      </w:rPr>
-    </w:lvl>
-    <w:lvl w:ilvl="3">
+        <w:ind w:left="4320" w:hanging="360"/>
+      </w:pPr>
+      <w:rPr>
+        <w:u w:val="none"/>
+      </w:rPr>
+    </w:lvl>
+    <w:lvl w:ilvl="6">
       <w:start w:val="1"/>
       <w:numFmt w:val="bullet"/>
       <w:lvlText w:val="●"/>
       <w:lvlJc w:val="left"/>
       <w:pPr>
-        <w:ind w:left="3600" w:hanging="360"/>
-      </w:pPr>
-      <w:rPr>
-        <w:u w:val="none"/>
-      </w:rPr>
-    </w:lvl>
-    <w:lvl w:ilvl="4">
+        <w:ind w:left="5040" w:hanging="360"/>
+      </w:pPr>
+      <w:rPr>
+        <w:u w:val="none"/>
+      </w:rPr>
+    </w:lvl>
+    <w:lvl w:ilvl="7">
       <w:start w:val="1"/>
       <w:numFmt w:val="bullet"/>
       <w:lvlText w:val="○"/>
       <w:lvlJc w:val="left"/>
       <w:pPr>
-        <w:ind w:left="4320" w:hanging="360"/>
-      </w:pPr>
-      <w:rPr>
-        <w:u w:val="none"/>
-      </w:rPr>
-    </w:lvl>
-    <w:lvl w:ilvl="5">
+        <w:ind w:left="5760" w:hanging="360"/>
+      </w:pPr>
+      <w:rPr>
+        <w:u w:val="none"/>
+      </w:rPr>
+    </w:lvl>
+    <w:lvl w:ilvl="8">
       <w:start w:val="1"/>
       <w:numFmt w:val="bullet"/>
       <w:lvlText w:val="■"/>
       <w:lvlJc w:val="left"/>
       <w:pPr>
-        <w:ind w:left="5040" w:hanging="360"/>
-      </w:pPr>
-      <w:rPr>
-        <w:u w:val="none"/>
-      </w:rPr>
-    </w:lvl>
-    <w:lvl w:ilvl="6">
-      <w:start w:val="1"/>
-      <w:numFmt w:val="bullet"/>
-      <w:lvlText w:val="●"/>
-      <w:lvlJc w:val="left"/>
-      <w:pPr>
-        <w:ind w:left="5760" w:hanging="360"/>
-      </w:pPr>
-      <w:rPr>
-        <w:u w:val="none"/>
-      </w:rPr>
-    </w:lvl>
-    <w:lvl w:ilvl="7">
-      <w:start w:val="1"/>
-      <w:numFmt w:val="bullet"/>
-      <w:lvlText w:val="○"/>
-      <w:lvlJc w:val="left"/>
-      <w:pPr>
         <w:ind w:left="6480" w:hanging="360"/>
-      </w:pPr>
-      <w:rPr>
-        <w:u w:val="none"/>
-      </w:rPr>
-    </w:lvl>
-    <w:lvl w:ilvl="8">
-      <w:start w:val="1"/>
-      <w:numFmt w:val="bullet"/>
-      <w:lvlText w:val="■"/>
-      <w:lvlJc w:val="left"/>
-      <w:pPr>
-        <w:ind w:left="7200" w:hanging="360"/>
       </w:pPr>
       <w:rPr>
         <w:u w:val="none"/>
@@ -1670,6 +2008,116 @@
     </w:lvl>
   </w:abstractNum>
   <w:abstractNum w:abstractNumId="3">
+    <w:lvl w:ilvl="0">
+      <w:start w:val="1"/>
+      <w:numFmt w:val="bullet"/>
+      <w:lvlText w:val="●"/>
+      <w:lvlJc w:val="left"/>
+      <w:pPr>
+        <w:ind w:left="1440" w:hanging="360"/>
+      </w:pPr>
+      <w:rPr>
+        <w:u w:val="none"/>
+      </w:rPr>
+    </w:lvl>
+    <w:lvl w:ilvl="1">
+      <w:start w:val="1"/>
+      <w:numFmt w:val="bullet"/>
+      <w:lvlText w:val="○"/>
+      <w:lvlJc w:val="left"/>
+      <w:pPr>
+        <w:ind w:left="2160" w:hanging="360"/>
+      </w:pPr>
+      <w:rPr>
+        <w:u w:val="none"/>
+      </w:rPr>
+    </w:lvl>
+    <w:lvl w:ilvl="2">
+      <w:start w:val="1"/>
+      <w:numFmt w:val="bullet"/>
+      <w:lvlText w:val="■"/>
+      <w:lvlJc w:val="left"/>
+      <w:pPr>
+        <w:ind w:left="2880" w:hanging="360"/>
+      </w:pPr>
+      <w:rPr>
+        <w:u w:val="none"/>
+      </w:rPr>
+    </w:lvl>
+    <w:lvl w:ilvl="3">
+      <w:start w:val="1"/>
+      <w:numFmt w:val="bullet"/>
+      <w:lvlText w:val="●"/>
+      <w:lvlJc w:val="left"/>
+      <w:pPr>
+        <w:ind w:left="3600" w:hanging="360"/>
+      </w:pPr>
+      <w:rPr>
+        <w:u w:val="none"/>
+      </w:rPr>
+    </w:lvl>
+    <w:lvl w:ilvl="4">
+      <w:start w:val="1"/>
+      <w:numFmt w:val="bullet"/>
+      <w:lvlText w:val="○"/>
+      <w:lvlJc w:val="left"/>
+      <w:pPr>
+        <w:ind w:left="4320" w:hanging="360"/>
+      </w:pPr>
+      <w:rPr>
+        <w:u w:val="none"/>
+      </w:rPr>
+    </w:lvl>
+    <w:lvl w:ilvl="5">
+      <w:start w:val="1"/>
+      <w:numFmt w:val="bullet"/>
+      <w:lvlText w:val="■"/>
+      <w:lvlJc w:val="left"/>
+      <w:pPr>
+        <w:ind w:left="5040" w:hanging="360"/>
+      </w:pPr>
+      <w:rPr>
+        <w:u w:val="none"/>
+      </w:rPr>
+    </w:lvl>
+    <w:lvl w:ilvl="6">
+      <w:start w:val="1"/>
+      <w:numFmt w:val="bullet"/>
+      <w:lvlText w:val="●"/>
+      <w:lvlJc w:val="left"/>
+      <w:pPr>
+        <w:ind w:left="5760" w:hanging="360"/>
+      </w:pPr>
+      <w:rPr>
+        <w:u w:val="none"/>
+      </w:rPr>
+    </w:lvl>
+    <w:lvl w:ilvl="7">
+      <w:start w:val="1"/>
+      <w:numFmt w:val="bullet"/>
+      <w:lvlText w:val="○"/>
+      <w:lvlJc w:val="left"/>
+      <w:pPr>
+        <w:ind w:left="6480" w:hanging="360"/>
+      </w:pPr>
+      <w:rPr>
+        <w:u w:val="none"/>
+      </w:rPr>
+    </w:lvl>
+    <w:lvl w:ilvl="8">
+      <w:start w:val="1"/>
+      <w:numFmt w:val="bullet"/>
+      <w:lvlText w:val="■"/>
+      <w:lvlJc w:val="left"/>
+      <w:pPr>
+        <w:ind w:left="7200" w:hanging="360"/>
+      </w:pPr>
+      <w:rPr>
+        <w:u w:val="none"/>
+      </w:rPr>
+    </w:lvl>
+  </w:abstractNum>
+  <w:abstractNum w:abstractNumId="4">
     <w:lvl w:ilvl="0">
       <w:start w:val="1"/>
       <w:numFmt w:val="bullet"/>
@@ -1787,6 +2235,9 @@
   </w:num>
   <w:num w:numId="3">
     <w:abstractNumId w:val="3"/>
+  </w:num>
+  <w:num w:numId="4">
+    <w:abstractNumId w:val="4"/>
   </w:num>
 </w:numbering>
 </file>

--- a/Evolução da Pesquisa.docx
+++ b/Evolução da Pesquisa.docx
@@ -7,237 +7,8 @@
         <w:pStyle w:val="Title"/>
         <w:rPr/>
       </w:pPr>
-      <w:bookmarkStart w:colFirst="0" w:colLast="0" w:name="_1mmb6l3o6owd" w:id="0"/>
+      <w:bookmarkStart w:colFirst="0" w:colLast="0" w:name="_7o8htmg438k" w:id="0"/>
       <w:bookmarkEnd w:id="0"/>
-      <w:r>
-        <w:rPr>
-          <w:rtl w:val="0"/>
-        </w:rPr>
-        <w:t xml:space="preserve">Divisão das Tarefas </w:t>
-      </w:r>
-    </w:p>
-    <w:p>
-      <w:pPr>
-        <w:pStyle w:val="Heading3"/>
-        <w:keepNext w:val="0"/>
-        <w:keepLines w:val="0"/>
-        <w:spacing w:before="280" w:lineRule="auto"/>
-        <w:ind w:firstLine="720"/>
-        <w:rPr>
-          <w:b w:val="1"/>
-          <w:bCs w:val="1"/>
-          <w:color w:val="000000"/>
-          <w:sz w:val="26"/>
-          <w:szCs w:val="26"/>
-        </w:rPr>
-      </w:pPr>
-      <w:bookmarkStart w:colFirst="0" w:colLast="0" w:name="_nz9qlbej0ngt" w:id="1"/>
-      <w:bookmarkEnd w:id="1"/>
-      <w:r>
-        <w:rPr>
-          <w:b w:val="1"/>
-          <w:bCs w:val="1"/>
-          <w:color w:val="000000"/>
-          <w:sz w:val="26"/>
-          <w:szCs w:val="26"/>
-          <w:rtl w:val="0"/>
-        </w:rPr>
-        <w:t xml:space="preserve">Rikelme Marcolin</w:t>
-      </w:r>
-    </w:p>
-    <w:p>
-      <w:pPr>
-        <w:numPr>
-          <w:ilvl w:val="0"/>
-          <w:numId w:val="4"/>
-        </w:numPr>
-        <w:spacing w:after="0" w:afterAutospacing="0" w:before="240" w:lineRule="auto"/>
-        <w:ind w:left="1440" w:hanging="360"/>
-      </w:pPr>
-      <w:r>
-        <w:rPr>
-          <w:rtl w:val="0"/>
-        </w:rPr>
-        <w:t xml:space="preserve">História da Linguagem Python</w:t>
-      </w:r>
-    </w:p>
-    <w:p>
-      <w:pPr>
-        <w:numPr>
-          <w:ilvl w:val="0"/>
-          <w:numId w:val="4"/>
-        </w:numPr>
-        <w:spacing w:after="0" w:afterAutospacing="0" w:before="0" w:beforeAutospacing="0" w:lineRule="auto"/>
-        <w:ind w:left="1440" w:hanging="360"/>
-      </w:pPr>
-      <w:r>
-        <w:rPr>
-          <w:rtl w:val="0"/>
-        </w:rPr>
-        <w:t xml:space="preserve">Criadores da Linguagem</w:t>
-      </w:r>
-    </w:p>
-    <w:p>
-      <w:pPr>
-        <w:numPr>
-          <w:ilvl w:val="0"/>
-          <w:numId w:val="4"/>
-        </w:numPr>
-        <w:spacing w:after="240" w:before="0" w:beforeAutospacing="0" w:lineRule="auto"/>
-        <w:ind w:left="1440" w:hanging="360"/>
-      </w:pPr>
-      <w:r>
-        <w:rPr>
-          <w:rtl w:val="0"/>
-        </w:rPr>
-        <w:t xml:space="preserve">Principais Características</w:t>
-      </w:r>
-    </w:p>
-    <w:p>
-      <w:pPr>
-        <w:pStyle w:val="Heading3"/>
-        <w:keepNext w:val="0"/>
-        <w:keepLines w:val="0"/>
-        <w:spacing w:before="280" w:lineRule="auto"/>
-        <w:ind w:firstLine="720"/>
-        <w:rPr>
-          <w:b w:val="1"/>
-          <w:bCs w:val="1"/>
-          <w:color w:val="000000"/>
-          <w:sz w:val="26"/>
-          <w:szCs w:val="26"/>
-        </w:rPr>
-      </w:pPr>
-      <w:bookmarkStart w:colFirst="0" w:colLast="0" w:name="_sx48ekfs33nh" w:id="2"/>
-      <w:bookmarkEnd w:id="2"/>
-      <w:r>
-        <w:rPr>
-          <w:b w:val="1"/>
-          <w:bCs w:val="1"/>
-          <w:color w:val="000000"/>
-          <w:sz w:val="26"/>
-          <w:szCs w:val="26"/>
-          <w:rtl w:val="0"/>
-        </w:rPr>
-        <w:t xml:space="preserve">Guilherme De Deus</w:t>
-      </w:r>
-    </w:p>
-    <w:p>
-      <w:pPr>
-        <w:numPr>
-          <w:ilvl w:val="0"/>
-          <w:numId w:val="2"/>
-        </w:numPr>
-        <w:spacing w:after="0" w:afterAutospacing="0" w:before="240" w:lineRule="auto"/>
-        <w:ind w:left="1440" w:hanging="360"/>
-      </w:pPr>
-      <w:r>
-        <w:rPr>
-          <w:rtl w:val="0"/>
-        </w:rPr>
-        <w:t xml:space="preserve">Exemplos de Código</w:t>
-      </w:r>
-    </w:p>
-    <w:p>
-      <w:pPr>
-        <w:numPr>
-          <w:ilvl w:val="0"/>
-          <w:numId w:val="2"/>
-        </w:numPr>
-        <w:spacing w:after="0" w:afterAutospacing="0" w:before="0" w:beforeAutospacing="0" w:lineRule="auto"/>
-        <w:ind w:left="1440" w:hanging="360"/>
-      </w:pPr>
-      <w:r>
-        <w:rPr>
-          <w:rtl w:val="0"/>
-        </w:rPr>
-        <w:t xml:space="preserve">Áreas de Aplicação</w:t>
-      </w:r>
-    </w:p>
-    <w:p>
-      <w:pPr>
-        <w:numPr>
-          <w:ilvl w:val="0"/>
-          <w:numId w:val="2"/>
-        </w:numPr>
-        <w:spacing w:after="240" w:before="0" w:beforeAutospacing="0" w:lineRule="auto"/>
-        <w:ind w:left="1440" w:hanging="360"/>
-      </w:pPr>
-      <w:r>
-        <w:rPr>
-          <w:rtl w:val="0"/>
-        </w:rPr>
-        <w:t xml:space="preserve">Vantagens e Desvantagens</w:t>
-      </w:r>
-    </w:p>
-    <w:p>
-      <w:pPr>
-        <w:pStyle w:val="Heading3"/>
-        <w:keepNext w:val="0"/>
-        <w:keepLines w:val="0"/>
-        <w:spacing w:before="280" w:lineRule="auto"/>
-        <w:ind w:firstLine="720"/>
-        <w:rPr>
-          <w:b w:val="1"/>
-          <w:bCs w:val="1"/>
-          <w:color w:val="000000"/>
-          <w:sz w:val="26"/>
-          <w:szCs w:val="26"/>
-        </w:rPr>
-      </w:pPr>
-      <w:bookmarkStart w:colFirst="0" w:colLast="0" w:name="_v0qnhn8ty1me" w:id="3"/>
-      <w:bookmarkEnd w:id="3"/>
-      <w:r>
-        <w:rPr>
-          <w:b w:val="1"/>
-          <w:bCs w:val="1"/>
-          <w:color w:val="000000"/>
-          <w:sz w:val="26"/>
-          <w:szCs w:val="26"/>
-          <w:rtl w:val="0"/>
-        </w:rPr>
-        <w:t xml:space="preserve">Vitória Paes</w:t>
-      </w:r>
-    </w:p>
-    <w:p>
-      <w:pPr>
-        <w:numPr>
-          <w:ilvl w:val="0"/>
-          <w:numId w:val="3"/>
-        </w:numPr>
-        <w:spacing w:after="0" w:afterAutospacing="0" w:before="240" w:lineRule="auto"/>
-        <w:ind w:left="1440" w:hanging="360"/>
-      </w:pPr>
-      <w:r>
-        <w:rPr>
-          <w:rtl w:val="0"/>
-        </w:rPr>
-        <w:t xml:space="preserve">Empresas que Utilizam Python</w:t>
-      </w:r>
-    </w:p>
-    <w:p>
-      <w:pPr>
-        <w:numPr>
-          <w:ilvl w:val="0"/>
-          <w:numId w:val="3"/>
-        </w:numPr>
-        <w:spacing w:after="240" w:before="0" w:beforeAutospacing="0" w:lineRule="auto"/>
-        <w:ind w:left="1440" w:hanging="360"/>
-      </w:pPr>
-      <w:r>
-        <w:rPr>
-          <w:rtl w:val="0"/>
-        </w:rPr>
-        <w:t xml:space="preserve">Curiosidades</w:t>
-      </w:r>
-    </w:p>
-    <w:p>
-      <w:pPr>
-        <w:pStyle w:val="Title"/>
-        <w:rPr/>
-      </w:pPr>
-      <w:bookmarkStart w:colFirst="0" w:colLast="0" w:name="_7o8htmg438k" w:id="4"/>
-      <w:bookmarkEnd w:id="4"/>
       <w:r>
         <w:rPr>
           <w:rtl w:val="0"/>
@@ -253,7 +24,7 @@
     <w:tbl>
       <w:tblPr>
         <w:tblStyle w:val="Table1"/>
-        <w:tblW w:w="9000.0" w:type="dxa"/>
+        <w:tblW w:w="9025.511811023624" w:type="dxa"/>
         <w:jc w:val="left"/>
         <w:tblBorders>
           <w:top w:color="000000" w:space="0" w:sz="8" w:val="single"/>
@@ -267,14 +38,16 @@
         <w:tblLook w:val="0600"/>
       </w:tblPr>
       <w:tblGrid>
-        <w:gridCol w:w="3480"/>
-        <w:gridCol w:w="2520"/>
-        <w:gridCol w:w="3000"/>
+        <w:gridCol w:w="2726.456692913386"/>
+        <w:gridCol w:w="1974.3307086614175"/>
+        <w:gridCol w:w="1974.3307086614175"/>
+        <w:gridCol w:w="2350.393700787402"/>
         <w:tblGridChange w:id="0">
           <w:tblGrid>
-            <w:gridCol w:w="3480"/>
-            <w:gridCol w:w="2520"/>
-            <w:gridCol w:w="3000"/>
+            <w:gridCol w:w="2726.456692913386"/>
+            <w:gridCol w:w="1974.3307086614175"/>
+            <w:gridCol w:w="1974.3307086614175"/>
+            <w:gridCol w:w="2350.393700787402"/>
           </w:tblGrid>
         </w:tblGridChange>
       </w:tblGrid>
@@ -339,6 +112,35 @@
           </w:tcPr>
           <w:p>
             <w:pPr>
+              <w:widowControl w:val="0"/>
+              <w:rPr>
+                <w:b w:val="1"/>
+                <w:bCs w:val="1"/>
+              </w:rPr>
+            </w:pPr>
+            <w:r>
+              <w:rPr>
+                <w:b w:val="1"/>
+                <w:bCs w:val="1"/>
+                <w:rtl w:val="0"/>
+              </w:rPr>
+              <w:t xml:space="preserve">Responsável</w:t>
+            </w:r>
+          </w:p>
+        </w:tc>
+        <w:tc>
+          <w:tcPr>
+            <w:shd w:fill="auto" w:val="clear"/>
+            <w:tcMar>
+              <w:top w:w="100.0" w:type="dxa"/>
+              <w:left w:w="100.0" w:type="dxa"/>
+              <w:bottom w:w="100.0" w:type="dxa"/>
+              <w:right w:w="100.0" w:type="dxa"/>
+            </w:tcMar>
+            <w:vAlign w:val="top"/>
+          </w:tcPr>
+          <w:p>
+            <w:pPr>
               <w:keepNext w:val="0"/>
               <w:keepLines w:val="0"/>
               <w:pageBreakBefore w:val="0"/>
@@ -469,6 +271,30 @@
           </w:tcPr>
           <w:p>
             <w:pPr>
+              <w:widowControl w:val="0"/>
+              <w:rPr/>
+            </w:pPr>
+            <w:r>
+              <w:rPr>
+                <w:rtl w:val="0"/>
+              </w:rPr>
+              <w:t xml:space="preserve">Rikelme</w:t>
+            </w:r>
+          </w:p>
+        </w:tc>
+        <w:tc>
+          <w:tcPr>
+            <w:shd w:fill="auto" w:val="clear"/>
+            <w:tcMar>
+              <w:top w:w="100.0" w:type="dxa"/>
+              <w:left w:w="100.0" w:type="dxa"/>
+              <w:bottom w:w="100.0" w:type="dxa"/>
+              <w:right w:w="100.0" w:type="dxa"/>
+            </w:tcMar>
+            <w:vAlign w:val="top"/>
+          </w:tcPr>
+          <w:p>
+            <w:pPr>
               <w:keepNext w:val="0"/>
               <w:keepLines w:val="0"/>
               <w:pageBreakBefore w:val="0"/>
@@ -596,6 +422,30 @@
               <w:rPr>
                 <w:rtl w:val="0"/>
               </w:rPr>
+              <w:t xml:space="preserve">Rikelme</w:t>
+            </w:r>
+          </w:p>
+        </w:tc>
+        <w:tc>
+          <w:tcPr>
+            <w:shd w:fill="auto" w:val="clear"/>
+            <w:tcMar>
+              <w:top w:w="100.0" w:type="dxa"/>
+              <w:left w:w="100.0" w:type="dxa"/>
+              <w:bottom w:w="100.0" w:type="dxa"/>
+              <w:right w:w="100.0" w:type="dxa"/>
+            </w:tcMar>
+            <w:vAlign w:val="top"/>
+          </w:tcPr>
+          <w:p>
+            <w:pPr>
+              <w:widowControl w:val="0"/>
+              <w:rPr/>
+            </w:pPr>
+            <w:r>
+              <w:rPr>
+                <w:rtl w:val="0"/>
+              </w:rPr>
               <w:t xml:space="preserve">Concluído</w:t>
             </w:r>
           </w:p>
@@ -689,6 +539,30 @@
               <w:rPr>
                 <w:rtl w:val="0"/>
               </w:rPr>
+              <w:t xml:space="preserve">Rikelme</w:t>
+            </w:r>
+          </w:p>
+        </w:tc>
+        <w:tc>
+          <w:tcPr>
+            <w:shd w:fill="auto" w:val="clear"/>
+            <w:tcMar>
+              <w:top w:w="100.0" w:type="dxa"/>
+              <w:left w:w="100.0" w:type="dxa"/>
+              <w:bottom w:w="100.0" w:type="dxa"/>
+              <w:right w:w="100.0" w:type="dxa"/>
+            </w:tcMar>
+            <w:vAlign w:val="top"/>
+          </w:tcPr>
+          <w:p>
+            <w:pPr>
+              <w:widowControl w:val="0"/>
+              <w:rPr/>
+            </w:pPr>
+            <w:r>
+              <w:rPr>
+                <w:rtl w:val="0"/>
+              </w:rPr>
               <w:t xml:space="preserve">Concluído</w:t>
             </w:r>
           </w:p>
@@ -722,6 +596,7 @@
       <w:tr>
         <w:trPr>
           <w:cantSplit w:val="0"/>
+          <w:trHeight w:val="833.935546875" w:hRule="atLeast"/>
           <w:tblHeader w:val="0"/>
         </w:trPr>
         <w:tc>
@@ -775,6 +650,175 @@
           </w:tcPr>
           <w:p>
             <w:pPr>
+              <w:pStyle w:val="Heading3"/>
+              <w:keepNext w:val="0"/>
+              <w:keepLines w:val="0"/>
+              <w:spacing w:after="0" w:before="0" w:lineRule="auto"/>
+              <w:rPr/>
+            </w:pPr>
+            <w:bookmarkStart w:colFirst="0" w:colLast="0" w:name="_qudijsbair9x" w:id="1"/>
+            <w:bookmarkEnd w:id="1"/>
+            <w:r>
+              <w:rPr>
+                <w:color w:val="000000"/>
+                <w:sz w:val="22"/>
+                <w:szCs w:val="22"/>
+                <w:rtl w:val="0"/>
+              </w:rPr>
+              <w:t xml:space="preserve">Guilherme De Deus</w:t>
+            </w:r>
+            <w:r>
+              <w:rPr>
+                <w:rtl w:val="0"/>
+              </w:rPr>
+            </w:r>
+          </w:p>
+        </w:tc>
+        <w:tc>
+          <w:tcPr>
+            <w:shd w:fill="auto" w:val="clear"/>
+            <w:tcMar>
+              <w:top w:w="100.0" w:type="dxa"/>
+              <w:left w:w="100.0" w:type="dxa"/>
+              <w:bottom w:w="100.0" w:type="dxa"/>
+              <w:right w:w="100.0" w:type="dxa"/>
+            </w:tcMar>
+            <w:vAlign w:val="top"/>
+          </w:tcPr>
+          <w:p>
+            <w:pPr>
+              <w:widowControl w:val="0"/>
+              <w:spacing w:line="240" w:lineRule="auto"/>
+              <w:rPr/>
+            </w:pPr>
+            <w:r>
+              <w:rPr>
+                <w:rtl w:val="0"/>
+              </w:rPr>
+              <w:t xml:space="preserve">Em andamento</w:t>
+            </w:r>
+          </w:p>
+        </w:tc>
+        <w:tc>
+          <w:tcPr>
+            <w:shd w:fill="auto" w:val="clear"/>
+            <w:tcMar>
+              <w:top w:w="100.0" w:type="dxa"/>
+              <w:left w:w="100.0" w:type="dxa"/>
+              <w:bottom w:w="100.0" w:type="dxa"/>
+              <w:right w:w="100.0" w:type="dxa"/>
+            </w:tcMar>
+            <w:vAlign w:val="top"/>
+          </w:tcPr>
+          <w:p>
+            <w:pPr>
+              <w:widowControl w:val="0"/>
+              <w:spacing w:line="240" w:lineRule="auto"/>
+              <w:rPr/>
+            </w:pPr>
+            <w:r>
+              <w:rPr>
+                <w:rtl w:val="0"/>
+              </w:rPr>
+              <w:t xml:space="preserve">02/06</w:t>
+            </w:r>
+          </w:p>
+        </w:tc>
+      </w:tr>
+      <w:tr>
+        <w:trPr>
+          <w:cantSplit w:val="0"/>
+          <w:trHeight w:val="1028.935546875" w:hRule="atLeast"/>
+          <w:tblHeader w:val="0"/>
+        </w:trPr>
+        <w:tc>
+          <w:tcPr>
+            <w:shd w:fill="auto" w:val="clear"/>
+            <w:tcMar>
+              <w:top w:w="100.0" w:type="dxa"/>
+              <w:left w:w="100.0" w:type="dxa"/>
+              <w:bottom w:w="100.0" w:type="dxa"/>
+              <w:right w:w="100.0" w:type="dxa"/>
+            </w:tcMar>
+            <w:vAlign w:val="top"/>
+          </w:tcPr>
+          <w:p>
+            <w:pPr>
+              <w:keepNext w:val="0"/>
+              <w:keepLines w:val="0"/>
+              <w:pageBreakBefore w:val="0"/>
+              <w:widowControl w:val="0"/>
+              <w:pBdr>
+                <w:top w:space="0" w:sz="0" w:val="nil"/>
+                <w:left w:space="0" w:sz="0" w:val="nil"/>
+                <w:bottom w:space="0" w:sz="0" w:val="nil"/>
+                <w:right w:space="0" w:sz="0" w:val="nil"/>
+                <w:between w:space="0" w:sz="0" w:val="nil"/>
+              </w:pBdr>
+              <w:shd w:fill="auto" w:val="clear"/>
+              <w:spacing w:after="0" w:before="0" w:line="240" w:lineRule="auto"/>
+              <w:ind w:right="0"/>
+              <w:jc w:val="left"/>
+              <w:rPr/>
+            </w:pPr>
+            <w:r>
+              <w:rPr>
+                <w:rtl w:val="0"/>
+              </w:rPr>
+              <w:t xml:space="preserve">Áreas de Aplicação</w:t>
+            </w:r>
+          </w:p>
+        </w:tc>
+        <w:tc>
+          <w:tcPr>
+            <w:shd w:fill="auto" w:val="clear"/>
+            <w:tcMar>
+              <w:top w:w="100.0" w:type="dxa"/>
+              <w:left w:w="100.0" w:type="dxa"/>
+              <w:bottom w:w="100.0" w:type="dxa"/>
+              <w:right w:w="100.0" w:type="dxa"/>
+            </w:tcMar>
+            <w:vAlign w:val="top"/>
+          </w:tcPr>
+          <w:p>
+            <w:pPr>
+              <w:pStyle w:val="Heading3"/>
+              <w:keepNext w:val="0"/>
+              <w:keepLines w:val="0"/>
+              <w:spacing w:after="0" w:before="0" w:lineRule="auto"/>
+              <w:rPr/>
+            </w:pPr>
+            <w:bookmarkStart w:colFirst="0" w:colLast="0" w:name="_23jnh7yfglpc" w:id="2"/>
+            <w:bookmarkEnd w:id="2"/>
+            <w:r>
+              <w:rPr>
+                <w:color w:val="000000"/>
+                <w:sz w:val="22"/>
+                <w:szCs w:val="22"/>
+                <w:rtl w:val="0"/>
+              </w:rPr>
+              <w:t xml:space="preserve">Guilherme De Deus</w:t>
+            </w:r>
+            <w:r>
+              <w:rPr>
+                <w:rtl w:val="0"/>
+              </w:rPr>
+            </w:r>
+          </w:p>
+        </w:tc>
+        <w:tc>
+          <w:tcPr>
+            <w:shd w:fill="auto" w:val="clear"/>
+            <w:tcMar>
+              <w:top w:w="100.0" w:type="dxa"/>
+              <w:left w:w="100.0" w:type="dxa"/>
+              <w:bottom w:w="100.0" w:type="dxa"/>
+              <w:right w:w="100.0" w:type="dxa"/>
+            </w:tcMar>
+            <w:vAlign w:val="top"/>
+          </w:tcPr>
+          <w:p>
+            <w:pPr>
               <w:widowControl w:val="0"/>
               <w:spacing w:line="240" w:lineRule="auto"/>
               <w:rPr/>
@@ -852,7 +896,44 @@
               <w:rPr>
                 <w:rtl w:val="0"/>
               </w:rPr>
-              <w:t xml:space="preserve">Áreas de Aplicação</w:t>
+              <w:t xml:space="preserve">Vantagens e Desvantagens</w:t>
+            </w:r>
+          </w:p>
+        </w:tc>
+        <w:tc>
+          <w:tcPr>
+            <w:shd w:fill="auto" w:val="clear"/>
+            <w:tcMar>
+              <w:top w:w="100.0" w:type="dxa"/>
+              <w:left w:w="100.0" w:type="dxa"/>
+              <w:bottom w:w="100.0" w:type="dxa"/>
+              <w:right w:w="100.0" w:type="dxa"/>
+            </w:tcMar>
+            <w:vAlign w:val="top"/>
+          </w:tcPr>
+          <w:p>
+            <w:pPr>
+              <w:pStyle w:val="Heading3"/>
+              <w:keepNext w:val="0"/>
+              <w:keepLines w:val="0"/>
+              <w:spacing w:after="0" w:before="0" w:lineRule="auto"/>
+              <w:rPr/>
+            </w:pPr>
+            <w:bookmarkStart w:colFirst="0" w:colLast="0" w:name="_tyb7rxgpoi2w" w:id="3"/>
+            <w:bookmarkEnd w:id="3"/>
+            <w:r>
+              <w:rPr>
+                <w:color w:val="000000"/>
+                <w:sz w:val="22"/>
+                <w:szCs w:val="22"/>
+                <w:rtl w:val="0"/>
+              </w:rPr>
+              <w:t xml:space="preserve">Guilherme De Deus</w:t>
+            </w:r>
+            <w:r>
+              <w:rPr>
+                <w:rtl w:val="0"/>
+              </w:rPr>
             </w:r>
           </w:p>
         </w:tc>
@@ -946,7 +1027,44 @@
               <w:rPr>
                 <w:rtl w:val="0"/>
               </w:rPr>
-              <w:t xml:space="preserve">Vantagens e Desvantagens</w:t>
+              <w:t xml:space="preserve">Empresas que utilizam Python</w:t>
+            </w:r>
+          </w:p>
+        </w:tc>
+        <w:tc>
+          <w:tcPr>
+            <w:shd w:fill="auto" w:val="clear"/>
+            <w:tcMar>
+              <w:top w:w="100.0" w:type="dxa"/>
+              <w:left w:w="100.0" w:type="dxa"/>
+              <w:bottom w:w="100.0" w:type="dxa"/>
+              <w:right w:w="100.0" w:type="dxa"/>
+            </w:tcMar>
+            <w:vAlign w:val="top"/>
+          </w:tcPr>
+          <w:p>
+            <w:pPr>
+              <w:pStyle w:val="Heading3"/>
+              <w:keepNext w:val="0"/>
+              <w:keepLines w:val="0"/>
+              <w:spacing w:after="0" w:before="0" w:lineRule="auto"/>
+              <w:rPr/>
+            </w:pPr>
+            <w:bookmarkStart w:colFirst="0" w:colLast="0" w:name="_jrvop2uzwkxc" w:id="4"/>
+            <w:bookmarkEnd w:id="4"/>
+            <w:r>
+              <w:rPr>
+                <w:color w:val="000000"/>
+                <w:sz w:val="22"/>
+                <w:szCs w:val="22"/>
+                <w:rtl w:val="0"/>
+              </w:rPr>
+              <w:t xml:space="preserve">Vitória Paes</w:t>
+            </w:r>
+            <w:r>
+              <w:rPr>
+                <w:rtl w:val="0"/>
+              </w:rPr>
             </w:r>
           </w:p>
         </w:tc>
@@ -1040,101 +1158,44 @@
               <w:rPr>
                 <w:rtl w:val="0"/>
               </w:rPr>
-              <w:t xml:space="preserve">Empresas que utilizam Python</w:t>
-            </w:r>
-          </w:p>
-        </w:tc>
-        <w:tc>
-          <w:tcPr>
-            <w:shd w:fill="auto" w:val="clear"/>
-            <w:tcMar>
-              <w:top w:w="100.0" w:type="dxa"/>
-              <w:left w:w="100.0" w:type="dxa"/>
-              <w:bottom w:w="100.0" w:type="dxa"/>
-              <w:right w:w="100.0" w:type="dxa"/>
-            </w:tcMar>
-            <w:vAlign w:val="top"/>
-          </w:tcPr>
-          <w:p>
-            <w:pPr>
-              <w:widowControl w:val="0"/>
-              <w:spacing w:line="240" w:lineRule="auto"/>
-              <w:rPr/>
-            </w:pPr>
-            <w:r>
-              <w:rPr>
-                <w:rtl w:val="0"/>
-              </w:rPr>
-              <w:t xml:space="preserve">Em andamento</w:t>
-            </w:r>
-          </w:p>
-        </w:tc>
-        <w:tc>
-          <w:tcPr>
-            <w:shd w:fill="auto" w:val="clear"/>
-            <w:tcMar>
-              <w:top w:w="100.0" w:type="dxa"/>
-              <w:left w:w="100.0" w:type="dxa"/>
-              <w:bottom w:w="100.0" w:type="dxa"/>
-              <w:right w:w="100.0" w:type="dxa"/>
-            </w:tcMar>
-            <w:vAlign w:val="top"/>
-          </w:tcPr>
-          <w:p>
-            <w:pPr>
-              <w:widowControl w:val="0"/>
-              <w:spacing w:line="240" w:lineRule="auto"/>
-              <w:rPr/>
-            </w:pPr>
-            <w:r>
-              <w:rPr>
-                <w:rtl w:val="0"/>
-              </w:rPr>
-              <w:t xml:space="preserve">02/06</w:t>
-            </w:r>
-          </w:p>
-        </w:tc>
-      </w:tr>
-      <w:tr>
-        <w:trPr>
-          <w:cantSplit w:val="0"/>
-          <w:tblHeader w:val="0"/>
-        </w:trPr>
-        <w:tc>
-          <w:tcPr>
-            <w:shd w:fill="auto" w:val="clear"/>
-            <w:tcMar>
-              <w:top w:w="100.0" w:type="dxa"/>
-              <w:left w:w="100.0" w:type="dxa"/>
-              <w:bottom w:w="100.0" w:type="dxa"/>
-              <w:right w:w="100.0" w:type="dxa"/>
-            </w:tcMar>
-            <w:vAlign w:val="top"/>
-          </w:tcPr>
-          <w:p>
-            <w:pPr>
+              <w:t xml:space="preserve">Curiosidades</w:t>
+            </w:r>
+          </w:p>
+        </w:tc>
+        <w:tc>
+          <w:tcPr>
+            <w:shd w:fill="auto" w:val="clear"/>
+            <w:tcMar>
+              <w:top w:w="100.0" w:type="dxa"/>
+              <w:left w:w="100.0" w:type="dxa"/>
+              <w:bottom w:w="100.0" w:type="dxa"/>
+              <w:right w:w="100.0" w:type="dxa"/>
+            </w:tcMar>
+            <w:vAlign w:val="top"/>
+          </w:tcPr>
+          <w:p>
+            <w:pPr>
+              <w:pStyle w:val="Heading3"/>
               <w:keepNext w:val="0"/>
               <w:keepLines w:val="0"/>
-              <w:pageBreakBefore w:val="0"/>
-              <w:widowControl w:val="0"/>
-              <w:pBdr>
-                <w:top w:space="0" w:sz="0" w:val="nil"/>
-                <w:left w:space="0" w:sz="0" w:val="nil"/>
-                <w:bottom w:space="0" w:sz="0" w:val="nil"/>
-                <w:right w:space="0" w:sz="0" w:val="nil"/>
-                <w:between w:space="0" w:sz="0" w:val="nil"/>
-              </w:pBdr>
-              <w:shd w:fill="auto" w:val="clear"/>
-              <w:spacing w:after="0" w:before="0" w:line="240" w:lineRule="auto"/>
-              <w:ind w:left="0" w:right="0" w:firstLine="0"/>
-              <w:jc w:val="left"/>
-              <w:rPr/>
-            </w:pPr>
-            <w:r>
-              <w:rPr>
-                <w:rtl w:val="0"/>
-              </w:rPr>
-              <w:t xml:space="preserve">Curiosidades</w:t>
+              <w:spacing w:after="0" w:before="0" w:lineRule="auto"/>
+              <w:rPr/>
+            </w:pPr>
+            <w:bookmarkStart w:colFirst="0" w:colLast="0" w:name="_ppykpr4651k3" w:id="5"/>
+            <w:bookmarkEnd w:id="5"/>
+            <w:r>
+              <w:rPr>
+                <w:color w:val="000000"/>
+                <w:sz w:val="22"/>
+                <w:szCs w:val="22"/>
+                <w:rtl w:val="0"/>
+              </w:rPr>
+              <w:t xml:space="preserve">Vitória Paes</w:t>
+            </w:r>
+            <w:r>
+              <w:rPr>
+                <w:rtl w:val="0"/>
+              </w:rPr>
             </w:r>
           </w:p>
         </w:tc>
@@ -1196,8 +1257,8 @@
         <w:spacing w:after="240" w:before="240" w:lineRule="auto"/>
         <w:rPr/>
       </w:pPr>
-      <w:bookmarkStart w:colFirst="0" w:colLast="0" w:name="_duh11k5wx5co" w:id="5"/>
-      <w:bookmarkEnd w:id="5"/>
+      <w:bookmarkStart w:colFirst="0" w:colLast="0" w:name="_duh11k5wx5co" w:id="6"/>
+      <w:bookmarkEnd w:id="6"/>
       <w:r>
         <w:br w:type="page"/>
       </w:r>
@@ -1213,8 +1274,8 @@
         <w:spacing w:after="240" w:before="240" w:lineRule="auto"/>
         <w:rPr/>
       </w:pPr>
-      <w:bookmarkStart w:colFirst="0" w:colLast="0" w:name="_ayofju5n5rkg" w:id="6"/>
-      <w:bookmarkEnd w:id="6"/>
+      <w:bookmarkStart w:colFirst="0" w:colLast="0" w:name="_ayofju5n5rkg" w:id="7"/>
+      <w:bookmarkEnd w:id="7"/>
       <w:r>
         <w:rPr>
           <w:rtl w:val="0"/>
@@ -1231,8 +1292,8 @@
           <w:color w:val="000000"/>
         </w:rPr>
       </w:pPr>
-      <w:bookmarkStart w:colFirst="0" w:colLast="0" w:name="_nwyqbgytlmlk" w:id="7"/>
-      <w:bookmarkEnd w:id="7"/>
+      <w:bookmarkStart w:colFirst="0" w:colLast="0" w:name="_nwyqbgytlmlk" w:id="8"/>
+      <w:bookmarkEnd w:id="8"/>
       <w:r>
         <w:rPr>
           <w:b w:val="1"/>
@@ -1560,8 +1621,8 @@
           <w:color w:val="000000"/>
         </w:rPr>
       </w:pPr>
-      <w:bookmarkStart w:colFirst="0" w:colLast="0" w:name="_i8yl5aases4a" w:id="8"/>
-      <w:bookmarkEnd w:id="8"/>
+      <w:bookmarkStart w:colFirst="0" w:colLast="0" w:name="_i8yl5aases4a" w:id="9"/>
+      <w:bookmarkEnd w:id="9"/>
       <w:r>
         <w:rPr>
           <w:b w:val="1"/>
@@ -1600,8 +1661,8 @@
           <w:color w:val="000000"/>
         </w:rPr>
       </w:pPr>
-      <w:bookmarkStart w:colFirst="0" w:colLast="0" w:name="_olq5vsuydatw" w:id="9"/>
-      <w:bookmarkEnd w:id="9"/>
+      <w:bookmarkStart w:colFirst="0" w:colLast="0" w:name="_olq5vsuydatw" w:id="10"/>
+      <w:bookmarkEnd w:id="10"/>
       <w:r>
         <w:rPr>
           <w:b w:val="1"/>
@@ -1639,8 +1700,8 @@
           <w:color w:val="000000"/>
         </w:rPr>
       </w:pPr>
-      <w:bookmarkStart w:colFirst="0" w:colLast="0" w:name="_upt6mud3jgbu" w:id="10"/>
-      <w:bookmarkEnd w:id="10"/>
+      <w:bookmarkStart w:colFirst="0" w:colLast="0" w:name="_upt6mud3jgbu" w:id="11"/>
+      <w:bookmarkEnd w:id="11"/>
       <w:r>
         <w:rPr>
           <w:color w:val="000000"/>
@@ -1668,8 +1729,8 @@
           <w:color w:val="000000"/>
         </w:rPr>
       </w:pPr>
-      <w:bookmarkStart w:colFirst="0" w:colLast="0" w:name="_xxgmxpdjh9n0" w:id="11"/>
-      <w:bookmarkEnd w:id="11"/>
+      <w:bookmarkStart w:colFirst="0" w:colLast="0" w:name="_xxgmxpdjh9n0" w:id="12"/>
+      <w:bookmarkEnd w:id="12"/>
       <w:r>
         <w:rPr>
           <w:color w:val="000000"/>
@@ -1697,8 +1758,8 @@
           <w:color w:val="000000"/>
         </w:rPr>
       </w:pPr>
-      <w:bookmarkStart w:colFirst="0" w:colLast="0" w:name="_adfhpsouzcbi" w:id="12"/>
-      <w:bookmarkEnd w:id="12"/>
+      <w:bookmarkStart w:colFirst="0" w:colLast="0" w:name="_adfhpsouzcbi" w:id="13"/>
+      <w:bookmarkEnd w:id="13"/>
       <w:r>
         <w:rPr>
           <w:color w:val="000000"/>
@@ -1726,8 +1787,8 @@
           <w:color w:val="000000"/>
         </w:rPr>
       </w:pPr>
-      <w:bookmarkStart w:colFirst="0" w:colLast="0" w:name="_649nv9d7ohcq" w:id="13"/>
-      <w:bookmarkEnd w:id="13"/>
+      <w:bookmarkStart w:colFirst="0" w:colLast="0" w:name="_649nv9d7ohcq" w:id="14"/>
+      <w:bookmarkEnd w:id="14"/>
       <w:r>
         <w:rPr>
           <w:color w:val="000000"/>
@@ -1755,8 +1816,8 @@
           <w:color w:val="000000"/>
         </w:rPr>
       </w:pPr>
-      <w:bookmarkStart w:colFirst="0" w:colLast="0" w:name="_6s8sdv6tos14" w:id="14"/>
-      <w:bookmarkEnd w:id="14"/>
+      <w:bookmarkStart w:colFirst="0" w:colLast="0" w:name="_6s8sdv6tos14" w:id="15"/>
+      <w:bookmarkEnd w:id="15"/>
       <w:r>
         <w:rPr>
           <w:color w:val="000000"/>
@@ -1897,347 +1958,8 @@
       </w:rPr>
     </w:lvl>
   </w:abstractNum>
-  <w:abstractNum w:abstractNumId="2">
-    <w:lvl w:ilvl="0">
-      <w:start w:val="1"/>
-      <w:numFmt w:val="bullet"/>
-      <w:lvlText w:val="●"/>
-      <w:lvlJc w:val="left"/>
-      <w:pPr>
-        <w:ind w:left="1440" w:hanging="360"/>
-      </w:pPr>
-      <w:rPr>
-        <w:u w:val="none"/>
-      </w:rPr>
-    </w:lvl>
-    <w:lvl w:ilvl="1">
-      <w:start w:val="1"/>
-      <w:numFmt w:val="bullet"/>
-      <w:lvlText w:val="○"/>
-      <w:lvlJc w:val="left"/>
-      <w:pPr>
-        <w:ind w:left="2160" w:hanging="360"/>
-      </w:pPr>
-      <w:rPr>
-        <w:u w:val="none"/>
-      </w:rPr>
-    </w:lvl>
-    <w:lvl w:ilvl="2">
-      <w:start w:val="1"/>
-      <w:numFmt w:val="bullet"/>
-      <w:lvlText w:val="■"/>
-      <w:lvlJc w:val="left"/>
-      <w:pPr>
-        <w:ind w:left="2880" w:hanging="360"/>
-      </w:pPr>
-      <w:rPr>
-        <w:u w:val="none"/>
-      </w:rPr>
-    </w:lvl>
-    <w:lvl w:ilvl="3">
-      <w:start w:val="1"/>
-      <w:numFmt w:val="bullet"/>
-      <w:lvlText w:val="●"/>
-      <w:lvlJc w:val="left"/>
-      <w:pPr>
-        <w:ind w:left="3600" w:hanging="360"/>
-      </w:pPr>
-      <w:rPr>
-        <w:u w:val="none"/>
-      </w:rPr>
-    </w:lvl>
-    <w:lvl w:ilvl="4">
-      <w:start w:val="1"/>
-      <w:numFmt w:val="bullet"/>
-      <w:lvlText w:val="○"/>
-      <w:lvlJc w:val="left"/>
-      <w:pPr>
-        <w:ind w:left="4320" w:hanging="360"/>
-      </w:pPr>
-      <w:rPr>
-        <w:u w:val="none"/>
-      </w:rPr>
-    </w:lvl>
-    <w:lvl w:ilvl="5">
-      <w:start w:val="1"/>
-      <w:numFmt w:val="bullet"/>
-      <w:lvlText w:val="■"/>
-      <w:lvlJc w:val="left"/>
-      <w:pPr>
-        <w:ind w:left="5040" w:hanging="360"/>
-      </w:pPr>
-      <w:rPr>
-        <w:u w:val="none"/>
-      </w:rPr>
-    </w:lvl>
-    <w:lvl w:ilvl="6">
-      <w:start w:val="1"/>
-      <w:numFmt w:val="bullet"/>
-      <w:lvlText w:val="●"/>
-      <w:lvlJc w:val="left"/>
-      <w:pPr>
-        <w:ind w:left="5760" w:hanging="360"/>
-      </w:pPr>
-      <w:rPr>
-        <w:u w:val="none"/>
-      </w:rPr>
-    </w:lvl>
-    <w:lvl w:ilvl="7">
-      <w:start w:val="1"/>
-      <w:numFmt w:val="bullet"/>
-      <w:lvlText w:val="○"/>
-      <w:lvlJc w:val="left"/>
-      <w:pPr>
-        <w:ind w:left="6480" w:hanging="360"/>
-      </w:pPr>
-      <w:rPr>
-        <w:u w:val="none"/>
-      </w:rPr>
-    </w:lvl>
-    <w:lvl w:ilvl="8">
-      <w:start w:val="1"/>
-      <w:numFmt w:val="bullet"/>
-      <w:lvlText w:val="■"/>
-      <w:lvlJc w:val="left"/>
-      <w:pPr>
-        <w:ind w:left="7200" w:hanging="360"/>
-      </w:pPr>
-      <w:rPr>
-        <w:u w:val="none"/>
-      </w:rPr>
-    </w:lvl>
-  </w:abstractNum>
-  <w:abstractNum w:abstractNumId="3">
-    <w:lvl w:ilvl="0">
-      <w:start w:val="1"/>
-      <w:numFmt w:val="bullet"/>
-      <w:lvlText w:val="●"/>
-      <w:lvlJc w:val="left"/>
-      <w:pPr>
-        <w:ind w:left="1440" w:hanging="360"/>
-      </w:pPr>
-      <w:rPr>
-        <w:u w:val="none"/>
-      </w:rPr>
-    </w:lvl>
-    <w:lvl w:ilvl="1">
-      <w:start w:val="1"/>
-      <w:numFmt w:val="bullet"/>
-      <w:lvlText w:val="○"/>
-      <w:lvlJc w:val="left"/>
-      <w:pPr>
-        <w:ind w:left="2160" w:hanging="360"/>
-      </w:pPr>
-      <w:rPr>
-        <w:u w:val="none"/>
-      </w:rPr>
-    </w:lvl>
-    <w:lvl w:ilvl="2">
-      <w:start w:val="1"/>
-      <w:numFmt w:val="bullet"/>
-      <w:lvlText w:val="■"/>
-      <w:lvlJc w:val="left"/>
-      <w:pPr>
-        <w:ind w:left="2880" w:hanging="360"/>
-      </w:pPr>
-      <w:rPr>
-        <w:u w:val="none"/>
-      </w:rPr>
-    </w:lvl>
-    <w:lvl w:ilvl="3">
-      <w:start w:val="1"/>
-      <w:numFmt w:val="bullet"/>
-      <w:lvlText w:val="●"/>
-      <w:lvlJc w:val="left"/>
-      <w:pPr>
-        <w:ind w:left="3600" w:hanging="360"/>
-      </w:pPr>
-      <w:rPr>
-        <w:u w:val="none"/>
-      </w:rPr>
-    </w:lvl>
-    <w:lvl w:ilvl="4">
-      <w:start w:val="1"/>
-      <w:numFmt w:val="bullet"/>
-      <w:lvlText w:val="○"/>
-      <w:lvlJc w:val="left"/>
-      <w:pPr>
-        <w:ind w:left="4320" w:hanging="360"/>
-      </w:pPr>
-      <w:rPr>
-        <w:u w:val="none"/>
-      </w:rPr>
-    </w:lvl>
-    <w:lvl w:ilvl="5">
-      <w:start w:val="1"/>
-      <w:numFmt w:val="bullet"/>
-      <w:lvlText w:val="■"/>
-      <w:lvlJc w:val="left"/>
-      <w:pPr>
-        <w:ind w:left="5040" w:hanging="360"/>
-      </w:pPr>
-      <w:rPr>
-        <w:u w:val="none"/>
-      </w:rPr>
-    </w:lvl>
-    <w:lvl w:ilvl="6">
-      <w:start w:val="1"/>
-      <w:numFmt w:val="bullet"/>
-      <w:lvlText w:val="●"/>
-      <w:lvlJc w:val="left"/>
-      <w:pPr>
-        <w:ind w:left="5760" w:hanging="360"/>
-      </w:pPr>
-      <w:rPr>
-        <w:u w:val="none"/>
-      </w:rPr>
-    </w:lvl>
-    <w:lvl w:ilvl="7">
-      <w:start w:val="1"/>
-      <w:numFmt w:val="bullet"/>
-      <w:lvlText w:val="○"/>
-      <w:lvlJc w:val="left"/>
-      <w:pPr>
-        <w:ind w:left="6480" w:hanging="360"/>
-      </w:pPr>
-      <w:rPr>
-        <w:u w:val="none"/>
-      </w:rPr>
-    </w:lvl>
-    <w:lvl w:ilvl="8">
-      <w:start w:val="1"/>
-      <w:numFmt w:val="bullet"/>
-      <w:lvlText w:val="■"/>
-      <w:lvlJc w:val="left"/>
-      <w:pPr>
-        <w:ind w:left="7200" w:hanging="360"/>
-      </w:pPr>
-      <w:rPr>
-        <w:u w:val="none"/>
-      </w:rPr>
-    </w:lvl>
-  </w:abstractNum>
-  <w:abstractNum w:abstractNumId="4">
-    <w:lvl w:ilvl="0">
-      <w:start w:val="1"/>
-      <w:numFmt w:val="bullet"/>
-      <w:lvlText w:val="●"/>
-      <w:lvlJc w:val="left"/>
-      <w:pPr>
-        <w:ind w:left="1440" w:hanging="360"/>
-      </w:pPr>
-      <w:rPr>
-        <w:u w:val="none"/>
-      </w:rPr>
-    </w:lvl>
-    <w:lvl w:ilvl="1">
-      <w:start w:val="1"/>
-      <w:numFmt w:val="bullet"/>
-      <w:lvlText w:val="○"/>
-      <w:lvlJc w:val="left"/>
-      <w:pPr>
-        <w:ind w:left="2160" w:hanging="360"/>
-      </w:pPr>
-      <w:rPr>
-        <w:u w:val="none"/>
-      </w:rPr>
-    </w:lvl>
-    <w:lvl w:ilvl="2">
-      <w:start w:val="1"/>
-      <w:numFmt w:val="bullet"/>
-      <w:lvlText w:val="■"/>
-      <w:lvlJc w:val="left"/>
-      <w:pPr>
-        <w:ind w:left="2880" w:hanging="360"/>
-      </w:pPr>
-      <w:rPr>
-        <w:u w:val="none"/>
-      </w:rPr>
-    </w:lvl>
-    <w:lvl w:ilvl="3">
-      <w:start w:val="1"/>
-      <w:numFmt w:val="bullet"/>
-      <w:lvlText w:val="●"/>
-      <w:lvlJc w:val="left"/>
-      <w:pPr>
-        <w:ind w:left="3600" w:hanging="360"/>
-      </w:pPr>
-      <w:rPr>
-        <w:u w:val="none"/>
-      </w:rPr>
-    </w:lvl>
-    <w:lvl w:ilvl="4">
-      <w:start w:val="1"/>
-      <w:numFmt w:val="bullet"/>
-      <w:lvlText w:val="○"/>
-      <w:lvlJc w:val="left"/>
-      <w:pPr>
-        <w:ind w:left="4320" w:hanging="360"/>
-      </w:pPr>
-      <w:rPr>
-        <w:u w:val="none"/>
-      </w:rPr>
-    </w:lvl>
-    <w:lvl w:ilvl="5">
-      <w:start w:val="1"/>
-      <w:numFmt w:val="bullet"/>
-      <w:lvlText w:val="■"/>
-      <w:lvlJc w:val="left"/>
-      <w:pPr>
-        <w:ind w:left="5040" w:hanging="360"/>
-      </w:pPr>
-      <w:rPr>
-        <w:u w:val="none"/>
-      </w:rPr>
-    </w:lvl>
-    <w:lvl w:ilvl="6">
-      <w:start w:val="1"/>
-      <w:numFmt w:val="bullet"/>
-      <w:lvlText w:val="●"/>
-      <w:lvlJc w:val="left"/>
-      <w:pPr>
-        <w:ind w:left="5760" w:hanging="360"/>
-      </w:pPr>
-      <w:rPr>
-        <w:u w:val="none"/>
-      </w:rPr>
-    </w:lvl>
-    <w:lvl w:ilvl="7">
-      <w:start w:val="1"/>
-      <w:numFmt w:val="bullet"/>
-      <w:lvlText w:val="○"/>
-      <w:lvlJc w:val="left"/>
-      <w:pPr>
-        <w:ind w:left="6480" w:hanging="360"/>
-      </w:pPr>
-      <w:rPr>
-        <w:u w:val="none"/>
-      </w:rPr>
-    </w:lvl>
-    <w:lvl w:ilvl="8">
-      <w:start w:val="1"/>
-      <w:numFmt w:val="bullet"/>
-      <w:lvlText w:val="■"/>
-      <w:lvlJc w:val="left"/>
-      <w:pPr>
-        <w:ind w:left="7200" w:hanging="360"/>
-      </w:pPr>
-      <w:rPr>
-        <w:u w:val="none"/>
-      </w:rPr>
-    </w:lvl>
-  </w:abstractNum>
   <w:num w:numId="1">
     <w:abstractNumId w:val="1"/>
-  </w:num>
-  <w:num w:numId="2">
-    <w:abstractNumId w:val="2"/>
-  </w:num>
-  <w:num w:numId="3">
-    <w:abstractNumId w:val="3"/>
-  </w:num>
-  <w:num w:numId="4">
-    <w:abstractNumId w:val="4"/>
   </w:num>
 </w:numbering>
 </file>
